--- a/docs/labs/pr12/tp/reports/0104-pz02-tp.docx
+++ b/docs/labs/pr12/tp/reports/0104-pz02-tp.docx
@@ -2182,7 +2182,7 @@
         <w:br/>
         <w:t>STATE: SOURCE 4a2bfcdd9bf7656a8d5c55963750b8aecf186fb0</w:t>
         <w:br/>
-        <w:t>CWD: /Users/tima/Documents/Codex/2026-10-18/files-pasted-by-the-user-hitpipe/work/hitpipe</w:t>
+        <w:t>CWD: /Users/tima/Documents/Codex/2026-10-18/files-pasted-by-the-user-hitpipe/work/figure-source</w:t>
         <w:br/>
         <w:t>COMMAND: git show 4a2bfcdd9bf7656a8d5c55963750b8aecf186fb0:services/processing/internal/domain/eligibility/eligibility.go</w:t>
         <w:br/>
@@ -2236,9 +2236,9 @@
         <w:br/>
         <w:t>STATE: SOURCE 4a2bfcdd9bf7656a8d5c55963750b8aecf186fb0</w:t>
         <w:br/>
-        <w:t>CWD: /Users/tima/Documents/Codex/2026-10-18/files-pasted-by-the-user-hitpipe/work/hitpipe/services/processing</w:t>
+        <w:t>CWD: /Users/tima/Documents/Codex/2026-10-18/files-pasted-by-the-user-hitpipe/work/figure-source/services/processing</w:t>
         <w:br/>
-        <w:t>COMMAND: go doc ./internal/domain/eligibility Evaluate; go doc ./internal/application/evaluatepaidorder EvaluatePaidOrder</w:t>
+        <w:t>COMMAND: export PATH=/Users/tima/Documents/Codex/2026-10-18/files-pasted-by-the-user-hitpipe/work/go/bin:$PATH; go version; git rev-parse HEAD; go doc ./internal/domain/eligibility Evaluate; go doc ./internal/application/evaluatepaidorder EvaluatePaidOrder</w:t>
         <w:br/>
         <w:t>STEPS: 1. Показать Go1.27.2 и exact SHA. 2. Выполнить обе go doc команды. 3. В редакторе рядом открыть module-contract.md: purpose/inputs/results/errors/precedence/ownership/effects/example.</w:t>
       </w:r>
@@ -2290,9 +2290,9 @@
         <w:br/>
         <w:t>STATE: PASS same consumer source 4a2bfcdd9bf7656a8d5c55963750b8aecf186fb0</w:t>
         <w:br/>
-        <w:t>CWD: /Users/tima/Documents/Codex/2026-10-18/files-pasted-by-the-user-hitpipe/work/hitpipe/services/processing</w:t>
+        <w:t>CWD: /Users/tima/Documents/Codex/2026-10-18/files-pasted-by-the-user-hitpipe/work/figure-source/services/processing</w:t>
         <w:br/>
-        <w:t>COMMAND: go test -count=1 -v ./internal/application/evaluatepaidorder -run TestReaderSubstitution</w:t>
+        <w:t>COMMAND: export PATH=/Users/tima/Documents/Codex/2026-10-18/files-pasted-by-the-user-hitpipe/work/go/bin:$PATH; go version; git rev-parse HEAD; go test -count=1 -v ./internal/application/evaluatepaidorder -run TestReaderSubstitution</w:t>
         <w:br/>
         <w:t>STEPS: 1. Открыть test и consumer. 2. Показать File и double selection и одну EvaluatePaidOrder callsite. 3. Выполнить команду. 4. Показать обе реализации и normal/error/boundary, объяснить finite mock limits.</w:t>
       </w:r>
@@ -2334,9 +2334,9 @@
         <w:br/>
         <w:t>STATE: MAP reconciled via c3/imports.log</w:t>
         <w:br/>
-        <w:t>CWD: /Users/tima/Documents/Codex/2026-10-18/files-pasted-by-the-user-hitpipe/work/hitpipe/services/processing</w:t>
+        <w:t>CWD: /Users/tima/Documents/Codex/2026-10-18/files-pasted-by-the-user-hitpipe/work/figure-source/services/processing</w:t>
         <w:br/>
-        <w:t>COMMAND: go list -f '{{.ImportPath}} =&gt; {{join .Imports " "}}' ./...</w:t>
+        <w:t>COMMAND: export PATH=/Users/tima/Documents/Codex/2026-10-18/files-pasted-by-the-user-hitpipe/work/go/bin:$PATH; go version; git rev-parse HEAD; go list -f '{{.ImportPath}} =&gt; {{join .Imports " "}}' ./...</w:t>
         <w:br/>
         <w:t>STEPS: 1. Открыть module-map.md и показать автора. 2. Показать легенду A→B source dependency и actual/planned statuses. 3. Выполнить go list и сопоставить imports; показать отсутствие production cycles и неготовность future adapter.</w:t>
       </w:r>
@@ -2378,9 +2378,9 @@
         <w:br/>
         <w:t>STATE: PASS DI cases source 4a2bfcdd9bf7656a8d5c55963750b8aecf186fb0</w:t>
         <w:br/>
-        <w:t>CWD: /Users/tima/Documents/Codex/2026-10-18/files-pasted-by-the-user-hitpipe/work/hitpipe/services/processing</w:t>
+        <w:t>CWD: /Users/tima/Documents/Codex/2026-10-18/files-pasted-by-the-user-hitpipe/work/figure-source/services/processing</w:t>
         <w:br/>
-        <w:t>COMMAND: go test -count=1 -v ./internal/application/evaluatepaidorder -run TestReaderSubstitution</w:t>
+        <w:t>COMMAND: export PATH=/Users/tima/Documents/Codex/2026-10-18/files-pasted-by-the-user-hitpipe/work/go/bin:$PATH; go version; git rev-parse HEAD; go test -count=1 -v ./internal/application/evaluatepaidorder -run TestReaderSubstitution</w:t>
         <w:br/>
         <w:t>STEPS: 1. Выполнить same consumer contract suite. 2. Развернуть file/normal,boundary,error_unknown и double/normal,boundary,error_unknown. 3. Показать expected actual assertions и PASS, завершить echo $?.</w:t>
       </w:r>

--- a/docs/labs/pr12/tp/reports/0104-pz02-tp.docx
+++ b/docs/labs/pr12/tp/reports/0104-pz02-tp.docx
@@ -481,8 +481,16 @@
             <w:vAlign w:val="center"/>
           </w:tcPr>
           <w:p>
-            <w:r>
-              <w:t>Студент гр. № (не предоставлена)</w:t>
+            <w:pPr>
+              <w:ind w:firstLine="0"/>
+            </w:pPr>
+            <w:r>
+              <w:rPr>
+                <w:sz w:val="24"/>
+              </w:rPr>
+              <w:t>гр. №</w:t>
+              <w:br/>
+              <w:t>не указана</w:t>
             </w:r>
           </w:p>
         </w:tc>
@@ -612,7 +620,13 @@
             <w:vAlign w:val="center"/>
           </w:tcPr>
           <w:p>
-            <w:r>
+            <w:pPr>
+              <w:ind w:firstLine="0"/>
+            </w:pPr>
+            <w:r>
+              <w:rPr>
+                <w:sz w:val="28"/>
+              </w:rPr>
               <w:t>Тимофей Патрушев</w:t>
             </w:r>
           </w:p>
@@ -820,7 +834,7 @@
     </w:p>
     <w:p>
       <w:r>
-        <w:t>Автор результата Тимофей Патрушев при помощи Codex. MANUAL_LAB_PR12; Processing — Operations Core. Контракты Candidate/In Review, grant отсутствует; formal admission и backend /start /review не выполнялись. Технические проверки фактические, человеческие действия и изображения ожидаются.</w:t>
+        <w:t>Автор — Тимофей Патрушев при помощи Codex. MANUAL_LAB_PR12. Инженерные PR приняты в main; принятие отчётного PR №10 и человеческие проверки ожидаются. Product/Architecture contracts сохраняют Candidate/In Review. Официальные /start и /review не вызывались.</w:t>
       </w:r>
     </w:p>
     <w:p>
@@ -854,7 +868,16 @@
             <w:tcW w:type="dxa" w:w="4677"/>
           </w:tcPr>
           <w:p>
-            <w:r>
+            <w:pPr>
+              <w:spacing w:line="240" w:lineRule="auto" w:after="60"/>
+              <w:ind w:firstLine="0"/>
+              <w:jc w:val="left"/>
+            </w:pPr>
+            <w:r>
+              <w:rPr>
+                <w:b/>
+                <w:sz w:val="24"/>
+              </w:rPr>
               <w:t>Поле</w:t>
             </w:r>
           </w:p>
@@ -864,7 +887,16 @@
             <w:tcW w:type="dxa" w:w="4677"/>
           </w:tcPr>
           <w:p>
-            <w:r>
+            <w:pPr>
+              <w:spacing w:line="240" w:lineRule="auto" w:after="60"/>
+              <w:ind w:firstLine="0"/>
+              <w:jc w:val="left"/>
+            </w:pPr>
+            <w:r>
+              <w:rPr>
+                <w:b/>
+                <w:sz w:val="24"/>
+              </w:rPr>
               <w:t>Значение</w:t>
             </w:r>
           </w:p>
@@ -879,8 +911,15 @@
             <w:tcW w:type="dxa" w:w="4677"/>
           </w:tcPr>
           <w:p>
-            <w:pPr/>
-            <w:r>
+            <w:pPr>
+              <w:spacing w:line="240" w:lineRule="auto" w:after="60"/>
+              <w:ind w:firstLine="0"/>
+              <w:jc w:val="left"/>
+            </w:pPr>
+            <w:r>
+              <w:rPr>
+                <w:sz w:val="24"/>
+              </w:rPr>
               <w:t>ФИО, группа</w:t>
             </w:r>
           </w:p>
@@ -890,8 +929,15 @@
             <w:tcW w:type="dxa" w:w="4677"/>
           </w:tcPr>
           <w:p>
-            <w:pPr/>
-            <w:r>
+            <w:pPr>
+              <w:spacing w:line="240" w:lineRule="auto" w:after="60"/>
+              <w:ind w:firstLine="0"/>
+              <w:jc w:val="left"/>
+            </w:pPr>
+            <w:r>
+              <w:rPr>
+                <w:sz w:val="24"/>
+              </w:rPr>
               <w:t>Тимофей Патрушев. Группа не предоставлена; заполняет участник</w:t>
             </w:r>
           </w:p>
@@ -906,8 +952,15 @@
             <w:tcW w:type="dxa" w:w="4677"/>
           </w:tcPr>
           <w:p>
-            <w:pPr/>
-            <w:r>
+            <w:pPr>
+              <w:spacing w:line="240" w:lineRule="auto" w:after="60"/>
+              <w:ind w:firstLine="0"/>
+              <w:jc w:val="left"/>
+            </w:pPr>
+            <w:r>
+              <w:rPr>
+                <w:sz w:val="24"/>
+              </w:rPr>
               <w:t>Проект и команда</w:t>
             </w:r>
           </w:p>
@@ -917,9 +970,16 @@
             <w:tcW w:type="dxa" w:w="4677"/>
           </w:tcPr>
           <w:p>
-            <w:pPr/>
-            <w:r>
-              <w:t>HitPipe; пять участников</w:t>
+            <w:pPr>
+              <w:spacing w:line="240" w:lineRule="auto" w:after="60"/>
+              <w:ind w:firstLine="0"/>
+              <w:jc w:val="left"/>
+            </w:pPr>
+            <w:r>
+              <w:rPr>
+                <w:sz w:val="24"/>
+              </w:rPr>
+              <w:t>HitPipe; Processing — Operations Core</w:t>
             </w:r>
           </w:p>
         </w:tc>
@@ -933,8 +993,15 @@
             <w:tcW w:type="dxa" w:w="4677"/>
           </w:tcPr>
           <w:p>
-            <w:pPr/>
-            <w:r>
+            <w:pPr>
+              <w:spacing w:line="240" w:lineRule="auto" w:after="60"/>
+              <w:ind w:firstLine="0"/>
+              <w:jc w:val="left"/>
+            </w:pPr>
+            <w:r>
+              <w:rPr>
+                <w:sz w:val="24"/>
+              </w:rPr>
               <w:t>Личный участок</w:t>
             </w:r>
           </w:p>
@@ -944,8 +1011,15 @@
             <w:tcW w:type="dxa" w:w="4677"/>
           </w:tcPr>
           <w:p>
-            <w:pPr/>
-            <w:r>
+            <w:pPr>
+              <w:spacing w:line="240" w:lineRule="auto" w:after="60"/>
+              <w:ind w:firstLine="0"/>
+              <w:jc w:val="left"/>
+            </w:pPr>
+            <w:r>
+              <w:rPr>
+                <w:sz w:val="24"/>
+              </w:rPr>
               <w:t>Processing / PaidOrderEligibility; services/processing</w:t>
             </w:r>
           </w:p>
@@ -960,8 +1034,15 @@
             <w:tcW w:type="dxa" w:w="4677"/>
           </w:tcPr>
           <w:p>
-            <w:pPr/>
-            <w:r>
+            <w:pPr>
+              <w:spacing w:line="240" w:lineRule="auto" w:after="60"/>
+              <w:ind w:firstLine="0"/>
+              <w:jc w:val="left"/>
+            </w:pPr>
+            <w:r>
+              <w:rPr>
+                <w:sz w:val="24"/>
+              </w:rPr>
               <w:t>Репозиторий</w:t>
             </w:r>
           </w:p>
@@ -971,17 +1052,30 @@
             <w:tcW w:type="dxa" w:w="4677"/>
           </w:tcPr>
           <w:p>
-            <w:pPr/>
-            <w:r/>
+            <w:pPr>
+              <w:spacing w:line="240" w:lineRule="auto" w:after="60"/>
+              <w:ind w:firstLine="0"/>
+              <w:jc w:val="left"/>
+            </w:pPr>
+            <w:r>
+              <w:rPr>
+                <w:sz w:val="24"/>
+              </w:rPr>
+            </w:r>
             <w:hyperlink r:id="rId15">
               <w:r>
                 <w:rPr>
                   <w:rStyle w:val="Hyperlink"/>
+                  <w:sz w:val="24"/>
                 </w:rPr>
                 <w:t>https://github.com/hitpipe/hitpipe</w:t>
               </w:r>
             </w:hyperlink>
-            <w:r/>
+            <w:r>
+              <w:rPr>
+                <w:sz w:val="24"/>
+              </w:rPr>
+            </w:r>
           </w:p>
         </w:tc>
       </w:tr>
@@ -994,8 +1088,15 @@
             <w:tcW w:type="dxa" w:w="4677"/>
           </w:tcPr>
           <w:p>
-            <w:pPr/>
-            <w:r>
+            <w:pPr>
+              <w:spacing w:line="240" w:lineRule="auto" w:after="60"/>
+              <w:ind w:firstLine="0"/>
+              <w:jc w:val="left"/>
+            </w:pPr>
+            <w:r>
+              <w:rPr>
+                <w:sz w:val="24"/>
+              </w:rPr>
               <w:t>Тег сдачи</w:t>
             </w:r>
           </w:p>
@@ -1005,8 +1106,15 @@
             <w:tcW w:type="dxa" w:w="4677"/>
           </w:tcPr>
           <w:p>
-            <w:pPr/>
-            <w:r>
+            <w:pPr>
+              <w:spacing w:line="240" w:lineRule="auto" w:after="60"/>
+              <w:ind w:firstLine="0"/>
+              <w:jc w:val="left"/>
+            </w:pPr>
+            <w:r>
+              <w:rPr>
+                <w:sz w:val="24"/>
+              </w:rPr>
               <w:t>0104-pz02-tp-v1 — НЕ СОЗДАН, human gate</w:t>
             </w:r>
           </w:p>
@@ -1021,8 +1129,15 @@
             <w:tcW w:type="dxa" w:w="4677"/>
           </w:tcPr>
           <w:p>
-            <w:pPr/>
-            <w:r>
+            <w:pPr>
+              <w:spacing w:line="240" w:lineRule="auto" w:after="60"/>
+              <w:ind w:firstLine="0"/>
+              <w:jc w:val="left"/>
+            </w:pPr>
+            <w:r>
+              <w:rPr>
+                <w:sz w:val="24"/>
+              </w:rPr>
               <w:t>Вариант</w:t>
             </w:r>
           </w:p>
@@ -1032,8 +1147,15 @@
             <w:tcW w:type="dxa" w:w="4677"/>
           </w:tcPr>
           <w:p>
-            <w:pPr/>
-            <w:r>
+            <w:pPr>
+              <w:spacing w:line="240" w:lineRule="auto" w:after="60"/>
+              <w:ind w:firstLine="0"/>
+              <w:jc w:val="left"/>
+            </w:pPr>
+            <w:r>
+              <w:rPr>
+                <w:sz w:val="24"/>
+              </w:rPr>
               <w:t>Собственный существенный module и offline consumer, не резервный стенд</w:t>
             </w:r>
           </w:p>
@@ -1048,8 +1170,15 @@
             <w:tcW w:type="dxa" w:w="4677"/>
           </w:tcPr>
           <w:p>
-            <w:pPr/>
-            <w:r>
+            <w:pPr>
+              <w:spacing w:line="240" w:lineRule="auto" w:after="60"/>
+              <w:ind w:firstLine="0"/>
+              <w:jc w:val="left"/>
+            </w:pPr>
+            <w:r>
+              <w:rPr>
+                <w:sz w:val="24"/>
+              </w:rPr>
               <w:t>Версия</w:t>
             </w:r>
           </w:p>
@@ -1059,9 +1188,16 @@
             <w:tcW w:type="dxa" w:w="4677"/>
           </w:tcPr>
           <w:p>
-            <w:pPr/>
-            <w:r>
-              <w:t>Code 4a2bfcdd9bf7; CI 8ae5d67b9eb0. Полные SHA: evidence/c3/record.json и evidence/ci/runs.json</w:t>
+            <w:pPr>
+              <w:spacing w:line="240" w:lineRule="auto" w:after="60"/>
+              <w:ind w:firstLine="0"/>
+              <w:jc w:val="left"/>
+            </w:pPr>
+            <w:r>
+              <w:rPr>
+                <w:sz w:val="24"/>
+              </w:rPr>
+              <w:t>Принятый main ec0dcba7ca42; Go 1.27.2. Полные SHA и CI: submission-record.json; evidence/report-refresh-20261019/accepted-pr-state.json</w:t>
             </w:r>
           </w:p>
         </w:tc>
@@ -1075,8 +1211,15 @@
             <w:tcW w:type="dxa" w:w="4677"/>
           </w:tcPr>
           <w:p>
-            <w:pPr/>
-            <w:r>
+            <w:pPr>
+              <w:spacing w:line="240" w:lineRule="auto" w:after="60"/>
+              <w:ind w:firstLine="0"/>
+              <w:jc w:val="left"/>
+            </w:pPr>
+            <w:r>
+              <w:rPr>
+                <w:sz w:val="24"/>
+              </w:rPr>
               <w:t>Состояние</w:t>
             </w:r>
           </w:p>
@@ -1086,9 +1229,16 @@
             <w:tcW w:type="dxa" w:w="4677"/>
           </w:tcPr>
           <w:p>
-            <w:pPr/>
-            <w:r>
-              <w:t>CONTENT_READY_IMAGES_PENDING; human gates pending</w:t>
+            <w:pPr>
+              <w:spacing w:line="240" w:lineRule="auto" w:after="60"/>
+              <w:ind w:firstLine="0"/>
+              <w:jc w:val="left"/>
+            </w:pPr>
+            <w:r>
+              <w:rPr>
+                <w:sz w:val="24"/>
+              </w:rPr>
+              <w:t>CONTENT_READY_IMAGES_PENDING; сдача не принята</w:t>
             </w:r>
           </w:p>
         </w:tc>
@@ -1102,8 +1252,15 @@
             <w:tcW w:type="dxa" w:w="4677"/>
           </w:tcPr>
           <w:p>
-            <w:pPr/>
-            <w:r>
+            <w:pPr>
+              <w:spacing w:line="240" w:lineRule="auto" w:after="60"/>
+              <w:ind w:firstLine="0"/>
+              <w:jc w:val="left"/>
+            </w:pPr>
+            <w:r>
+              <w:rPr>
+                <w:sz w:val="24"/>
+              </w:rPr>
               <w:t>Источник формы</w:t>
             </w:r>
           </w:p>
@@ -1113,8 +1270,15 @@
             <w:tcW w:type="dxa" w:w="4677"/>
           </w:tcPr>
           <w:p>
-            <w:pPr/>
-            <w:r>
+            <w:pPr>
+              <w:spacing w:line="240" w:lineRule="auto" w:after="60"/>
+              <w:ind w:firstLine="0"/>
+              <w:jc w:val="left"/>
+            </w:pPr>
+            <w:r>
+              <w:rPr>
+                <w:sz w:val="24"/>
+              </w:rPr>
               <w:t>Четыре адаптированные формы bootstrap v2</w:t>
             </w:r>
           </w:p>
@@ -1169,7 +1333,16 @@
             <w:tcW w:type="dxa" w:w="4677"/>
           </w:tcPr>
           <w:p>
-            <w:r>
+            <w:pPr>
+              <w:spacing w:line="240" w:lineRule="auto" w:after="60"/>
+              <w:ind w:firstLine="0"/>
+              <w:jc w:val="left"/>
+            </w:pPr>
+            <w:r>
+              <w:rPr>
+                <w:b/>
+                <w:sz w:val="24"/>
+              </w:rPr>
               <w:t>Часть контракта</w:t>
             </w:r>
           </w:p>
@@ -1179,7 +1352,16 @@
             <w:tcW w:type="dxa" w:w="4677"/>
           </w:tcPr>
           <w:p>
-            <w:r>
+            <w:pPr>
+              <w:spacing w:line="240" w:lineRule="auto" w:after="60"/>
+              <w:ind w:firstLine="0"/>
+              <w:jc w:val="left"/>
+            </w:pPr>
+            <w:r>
+              <w:rPr>
+                <w:b/>
+                <w:sz w:val="24"/>
+              </w:rPr>
               <w:t>Решение и источник</w:t>
             </w:r>
           </w:p>
@@ -1194,8 +1376,15 @@
             <w:tcW w:type="dxa" w:w="4677"/>
           </w:tcPr>
           <w:p>
-            <w:pPr/>
-            <w:r>
+            <w:pPr>
+              <w:spacing w:line="240" w:lineRule="auto" w:after="60"/>
+              <w:ind w:firstLine="0"/>
+              <w:jc w:val="left"/>
+            </w:pPr>
+            <w:r>
+              <w:rPr>
+                <w:sz w:val="24"/>
+              </w:rPr>
               <w:t>Назначение</w:t>
             </w:r>
           </w:p>
@@ -1205,8 +1394,15 @@
             <w:tcW w:type="dxa" w:w="4677"/>
           </w:tcPr>
           <w:p>
-            <w:pPr/>
-            <w:r>
+            <w:pPr>
+              <w:spacing w:line="240" w:lineRule="auto" w:after="60"/>
+              <w:ind w:firstLine="0"/>
+              <w:jc w:val="left"/>
+            </w:pPr>
+            <w:r>
+              <w:rPr>
+                <w:sz w:val="24"/>
+              </w:rPr>
               <w:t>Financial eligibility under already accepted policy; Evaluate / EvaluatePaidOrder</w:t>
             </w:r>
           </w:p>
@@ -1221,8 +1417,15 @@
             <w:tcW w:type="dxa" w:w="4677"/>
           </w:tcPr>
           <w:p>
-            <w:pPr/>
-            <w:r>
+            <w:pPr>
+              <w:spacing w:line="240" w:lineRule="auto" w:after="60"/>
+              <w:ind w:firstLine="0"/>
+              <w:jc w:val="left"/>
+            </w:pPr>
+            <w:r>
+              <w:rPr>
+                <w:sz w:val="24"/>
+              </w:rPr>
               <w:t>Вход</w:t>
             </w:r>
           </w:p>
@@ -1232,8 +1435,15 @@
             <w:tcW w:type="dxa" w:w="4677"/>
           </w:tcPr>
           <w:p>
-            <w:pPr/>
-            <w:r>
+            <w:pPr>
+              <w:spacing w:line="240" w:lineRule="auto" w:after="60"/>
+              <w:ind w:firstLine="0"/>
+              <w:jc w:val="left"/>
+            </w:pPr>
+            <w:r>
+              <w:rPr>
+                <w:sz w:val="24"/>
+              </w:rPr>
               <w:t>Immutable borrowed policy/facts, explicit now, supported schema1.0/evaluator paid-order-v1</w:t>
             </w:r>
           </w:p>
@@ -1248,8 +1458,15 @@
             <w:tcW w:type="dxa" w:w="4677"/>
           </w:tcPr>
           <w:p>
-            <w:pPr/>
-            <w:r>
+            <w:pPr>
+              <w:spacing w:line="240" w:lineRule="auto" w:after="60"/>
+              <w:ind w:firstLine="0"/>
+              <w:jc w:val="left"/>
+            </w:pPr>
+            <w:r>
+              <w:rPr>
+                <w:sz w:val="24"/>
+              </w:rPr>
               <w:t>Результат</w:t>
             </w:r>
           </w:p>
@@ -1259,8 +1476,15 @@
             <w:tcW w:type="dxa" w:w="4677"/>
           </w:tcPr>
           <w:p>
-            <w:pPr/>
-            <w:r>
+            <w:pPr>
+              <w:spacing w:line="240" w:lineRule="auto" w:after="60"/>
+              <w:ind w:firstLine="0"/>
+              <w:jc w:val="left"/>
+            </w:pPr>
+            <w:r>
+              <w:rPr>
+                <w:sz w:val="24"/>
+              </w:rPr>
               <w:t>VALID/INELIGIBLE/INCOMPLETE/REFRESH_REQUIRED; no dispatch permission</w:t>
             </w:r>
           </w:p>
@@ -1275,8 +1499,15 @@
             <w:tcW w:type="dxa" w:w="4677"/>
           </w:tcPr>
           <w:p>
-            <w:pPr/>
-            <w:r>
+            <w:pPr>
+              <w:spacing w:line="240" w:lineRule="auto" w:after="60"/>
+              <w:ind w:firstLine="0"/>
+              <w:jc w:val="left"/>
+            </w:pPr>
+            <w:r>
+              <w:rPr>
+                <w:sz w:val="24"/>
+              </w:rPr>
               <w:t>Ошибки/порядок</w:t>
             </w:r>
           </w:p>
@@ -1286,8 +1517,15 @@
             <w:tcW w:type="dxa" w:w="4677"/>
           </w:tcPr>
           <w:p>
-            <w:pPr/>
-            <w:r>
+            <w:pPr>
+              <w:spacing w:line="240" w:lineRule="auto" w:after="60"/>
+              <w:ind w:firstLine="0"/>
+              <w:jc w:val="left"/>
+            </w:pPr>
+            <w:r>
+              <w:rPr>
+                <w:sz w:val="24"/>
+              </w:rPr>
               <w:t>Shape/version → scope → unknown → invalid fact → freshness → financial checks; reader failure INCOMPLETE</w:t>
             </w:r>
           </w:p>
@@ -1302,8 +1540,15 @@
             <w:tcW w:type="dxa" w:w="4677"/>
           </w:tcPr>
           <w:p>
-            <w:pPr/>
-            <w:r>
+            <w:pPr>
+              <w:spacing w:line="240" w:lineRule="auto" w:after="60"/>
+              <w:ind w:firstLine="0"/>
+              <w:jc w:val="left"/>
+            </w:pPr>
+            <w:r>
+              <w:rPr>
+                <w:sz w:val="24"/>
+              </w:rPr>
               <w:t>Владение</w:t>
             </w:r>
           </w:p>
@@ -1313,8 +1558,15 @@
             <w:tcW w:type="dxa" w:w="4677"/>
           </w:tcPr>
           <w:p>
-            <w:pPr/>
-            <w:r>
+            <w:pPr>
+              <w:spacing w:line="240" w:lineRule="auto" w:after="60"/>
+              <w:ind w:firstLine="0"/>
+              <w:jc w:val="left"/>
+            </w:pPr>
+            <w:r>
+              <w:rPr>
+                <w:sz w:val="24"/>
+              </w:rPr>
               <w:t>Вход read-only на вызов; caller не мутирует конкурентно; result owned strings</w:t>
             </w:r>
           </w:p>
@@ -1329,8 +1581,15 @@
             <w:tcW w:type="dxa" w:w="4677"/>
           </w:tcPr>
           <w:p>
-            <w:pPr/>
-            <w:r>
+            <w:pPr>
+              <w:spacing w:line="240" w:lineRule="auto" w:after="60"/>
+              <w:ind w:firstLine="0"/>
+              <w:jc w:val="left"/>
+            </w:pPr>
+            <w:r>
+              <w:rPr>
+                <w:sz w:val="24"/>
+              </w:rPr>
               <w:t>Состояние/effects</w:t>
             </w:r>
           </w:p>
@@ -1340,8 +1599,15 @@
             <w:tcW w:type="dxa" w:w="4677"/>
           </w:tcPr>
           <w:p>
-            <w:pPr/>
-            <w:r>
+            <w:pPr>
+              <w:spacing w:line="240" w:lineRule="auto" w:after="60"/>
+              <w:ind w:firstLine="0"/>
+              <w:jc w:val="left"/>
+            </w:pPr>
+            <w:r>
+              <w:rPr>
+                <w:sz w:val="24"/>
+              </w:rPr>
               <w:t>Domain без IO/state/clock; application one reader call; adapter только synthetic local file</w:t>
             </w:r>
           </w:p>
@@ -1363,7 +1629,7 @@
     </w:p>
     <w:p>
       <w:r>
-        <w:t>Реализованы все paid/received/captured/refund/dispute/currency/item/price/account/mode predicates, nullable unknown и proof freshness. HIT-27 PR5, HIT-28 PR6, HIT-29 PR7; настоящие tests/CI PASS, human review/merge pending. CLI использует тот же application/domain module; отдельного учебного дубля нет. Metadata/config/diagnostics сохранены.</w:t>
+        <w:t>Реализованы все paid/received/captured/refund/dispute/currency/item/price/account/mode predicates, nullable unknown и proof freshness. HIT-27 PR5, HIT-28 PR6, HIT-29 PR7; настоящие tests/CI PASS, инженерные PR фактически reviewed/merged; student peer checks pending. CLI использует тот же application/domain module; отдельного учебного дубля нет. Metadata/config/diagnostics сохранены.</w:t>
       </w:r>
     </w:p>
     <w:p>
@@ -1395,7 +1661,16 @@
             <w:tcW w:type="dxa" w:w="2339"/>
           </w:tcPr>
           <w:p>
-            <w:r>
+            <w:pPr>
+              <w:spacing w:line="240" w:lineRule="auto" w:after="60"/>
+              <w:ind w:firstLine="0"/>
+              <w:jc w:val="left"/>
+            </w:pPr>
+            <w:r>
+              <w:rPr>
+                <w:b/>
+                <w:sz w:val="24"/>
+              </w:rPr>
               <w:t>Реализация</w:t>
             </w:r>
           </w:p>
@@ -1405,7 +1680,16 @@
             <w:tcW w:type="dxa" w:w="2339"/>
           </w:tcPr>
           <w:p>
-            <w:r>
+            <w:pPr>
+              <w:spacing w:line="240" w:lineRule="auto" w:after="60"/>
+              <w:ind w:firstLine="0"/>
+              <w:jc w:val="left"/>
+            </w:pPr>
+            <w:r>
+              <w:rPr>
+                <w:b/>
+                <w:sz w:val="24"/>
+              </w:rPr>
               <w:t>Как выбирается в точке сборки</w:t>
             </w:r>
           </w:p>
@@ -1415,7 +1699,16 @@
             <w:tcW w:type="dxa" w:w="2339"/>
           </w:tcPr>
           <w:p>
-            <w:r>
+            <w:pPr>
+              <w:spacing w:line="240" w:lineRule="auto" w:after="60"/>
+              <w:ind w:firstLine="0"/>
+              <w:jc w:val="left"/>
+            </w:pPr>
+            <w:r>
+              <w:rPr>
+                <w:b/>
+                <w:sz w:val="24"/>
+              </w:rPr>
               <w:t>Сценарий и результат</w:t>
             </w:r>
           </w:p>
@@ -1425,7 +1718,16 @@
             <w:tcW w:type="dxa" w:w="2339"/>
           </w:tcPr>
           <w:p>
-            <w:r>
+            <w:pPr>
+              <w:spacing w:line="240" w:lineRule="auto" w:after="60"/>
+              <w:ind w:firstLine="0"/>
+              <w:jc w:val="left"/>
+            </w:pPr>
+            <w:r>
+              <w:rPr>
+                <w:b/>
+                <w:sz w:val="24"/>
+              </w:rPr>
               <w:t>Ограничения доказательства</w:t>
             </w:r>
           </w:p>
@@ -1440,8 +1742,15 @@
             <w:tcW w:type="dxa" w:w="2339"/>
           </w:tcPr>
           <w:p>
-            <w:pPr/>
-            <w:r>
+            <w:pPr>
+              <w:spacing w:line="240" w:lineRule="auto" w:after="60"/>
+              <w:ind w:firstLine="0"/>
+              <w:jc w:val="left"/>
+            </w:pPr>
+            <w:r>
+              <w:rPr>
+                <w:sz w:val="24"/>
+              </w:rPr>
               <w:t>File</w:t>
             </w:r>
           </w:p>
@@ -1451,8 +1760,15 @@
             <w:tcW w:type="dxa" w:w="2339"/>
           </w:tcPr>
           <w:p>
-            <w:pPr/>
-            <w:r>
+            <w:pPr>
+              <w:spacing w:line="240" w:lineRule="auto" w:after="60"/>
+              <w:ind w:firstLine="0"/>
+              <w:jc w:val="left"/>
+            </w:pPr>
+            <w:r>
+              <w:rPr>
+                <w:sz w:val="24"/>
+              </w:rPr>
               <w:t>CLI composition; same reader port</w:t>
             </w:r>
           </w:p>
@@ -1462,8 +1778,15 @@
             <w:tcW w:type="dxa" w:w="2339"/>
           </w:tcPr>
           <w:p>
-            <w:pPr/>
-            <w:r>
+            <w:pPr>
+              <w:spacing w:line="240" w:lineRule="auto" w:after="60"/>
+              <w:ind w:firstLine="0"/>
+              <w:jc w:val="left"/>
+            </w:pPr>
+            <w:r>
+              <w:rPr>
+                <w:sz w:val="24"/>
+              </w:rPr>
               <w:t>normal VALID; expiry REFRESH; unknown INCOMPLETE</w:t>
             </w:r>
           </w:p>
@@ -1473,8 +1796,15 @@
             <w:tcW w:type="dxa" w:w="2339"/>
           </w:tcPr>
           <w:p>
-            <w:pPr/>
-            <w:r>
+            <w:pPr>
+              <w:spacing w:line="240" w:lineRule="auto" w:after="60"/>
+              <w:ind w:firstLine="0"/>
+              <w:jc w:val="left"/>
+            </w:pPr>
+            <w:r>
+              <w:rPr>
+                <w:sz w:val="24"/>
+              </w:rPr>
               <w:t>Offline file, не remote authenticity</w:t>
             </w:r>
           </w:p>
@@ -1489,8 +1819,15 @@
             <w:tcW w:type="dxa" w:w="2339"/>
           </w:tcPr>
           <w:p>
-            <w:pPr/>
-            <w:r>
+            <w:pPr>
+              <w:spacing w:line="240" w:lineRule="auto" w:after="60"/>
+              <w:ind w:firstLine="0"/>
+              <w:jc w:val="left"/>
+            </w:pPr>
+            <w:r>
+              <w:rPr>
+                <w:sz w:val="24"/>
+              </w:rPr>
               <w:t>In-memory double</w:t>
             </w:r>
           </w:p>
@@ -1500,8 +1837,15 @@
             <w:tcW w:type="dxa" w:w="2339"/>
           </w:tcPr>
           <w:p>
-            <w:pPr/>
-            <w:r>
+            <w:pPr>
+              <w:spacing w:line="240" w:lineRule="auto" w:after="60"/>
+              <w:ind w:firstLine="0"/>
+              <w:jc w:val="left"/>
+            </w:pPr>
+            <w:r>
+              <w:rPr>
+                <w:sz w:val="24"/>
+              </w:rPr>
               <w:t>TestReaderSubstitution parameter</w:t>
             </w:r>
           </w:p>
@@ -1511,8 +1855,15 @@
             <w:tcW w:type="dxa" w:w="2339"/>
           </w:tcPr>
           <w:p>
-            <w:pPr/>
-            <w:r>
+            <w:pPr>
+              <w:spacing w:line="240" w:lineRule="auto" w:after="60"/>
+              <w:ind w:firstLine="0"/>
+              <w:jc w:val="left"/>
+            </w:pPr>
+            <w:r>
+              <w:rPr>
+                <w:sz w:val="24"/>
+              </w:rPr>
               <w:t>те же expected и actual; no consumer rewrite</w:t>
             </w:r>
           </w:p>
@@ -1522,8 +1873,15 @@
             <w:tcW w:type="dxa" w:w="2339"/>
           </w:tcPr>
           <w:p>
-            <w:pPr/>
-            <w:r>
+            <w:pPr>
+              <w:spacing w:line="240" w:lineRule="auto" w:after="60"/>
+              <w:ind w:firstLine="0"/>
+              <w:jc w:val="left"/>
+            </w:pPr>
+            <w:r>
+              <w:rPr>
+                <w:sz w:val="24"/>
+              </w:rPr>
               <w:t>Finite test behavior; не production Intake</w:t>
             </w:r>
           </w:p>
@@ -1545,7 +1903,7 @@
     </w:p>
     <w:p>
       <w:r>
-        <w:t>Личная запись общей карты module-map.md; author Тимофей. cmd→application/adapters/domain; sourcefacts→application/input; input→domain; application→domain. A→B — source import. Go list и import guard реально выполнены, evidence/c3/imports.log. Циклов нет; future authenticated Intake/storage/owner-path отмечены ПЛАН. Shared карту публикует Lead, чужие области не переавторены.</w:t>
+        <w:t>Карта module-map.md (Тимофей с Codex): cmd→application/adapters/domain; sourcefacts→application/input; input→domain; application→domain. A→B — source import. Новый go list/guard: циклов нет; accepted-main-extra/imports.log. Intake/storage — план.</w:t>
       </w:r>
     </w:p>
     <w:p>
@@ -1577,7 +1935,16 @@
             <w:tcW w:type="dxa" w:w="2339"/>
           </w:tcPr>
           <w:p>
-            <w:r>
+            <w:pPr>
+              <w:spacing w:line="240" w:lineRule="auto" w:after="60"/>
+              <w:ind w:firstLine="0"/>
+              <w:jc w:val="left"/>
+            </w:pPr>
+            <w:r>
+              <w:rPr>
+                <w:b/>
+                <w:sz w:val="24"/>
+              </w:rPr>
               <w:t>Направление</w:t>
             </w:r>
           </w:p>
@@ -1587,7 +1954,16 @@
             <w:tcW w:type="dxa" w:w="2339"/>
           </w:tcPr>
           <w:p>
-            <w:r>
+            <w:pPr>
+              <w:spacing w:line="240" w:lineRule="auto" w:after="60"/>
+              <w:ind w:firstLine="0"/>
+              <w:jc w:val="left"/>
+            </w:pPr>
+            <w:r>
+              <w:rPr>
+                <w:b/>
+                <w:sz w:val="24"/>
+              </w:rPr>
               <w:t>Свой объект</w:t>
             </w:r>
           </w:p>
@@ -1597,7 +1973,16 @@
             <w:tcW w:type="dxa" w:w="2339"/>
           </w:tcPr>
           <w:p>
-            <w:r>
+            <w:pPr>
+              <w:spacing w:line="240" w:lineRule="auto" w:after="60"/>
+              <w:ind w:firstLine="0"/>
+              <w:jc w:val="left"/>
+            </w:pPr>
+            <w:r>
+              <w:rPr>
+                <w:b/>
+                <w:sz w:val="24"/>
+              </w:rPr>
               <w:t>Будущий исследовательский вопрос</w:t>
             </w:r>
           </w:p>
@@ -1607,7 +1992,16 @@
             <w:tcW w:type="dxa" w:w="2339"/>
           </w:tcPr>
           <w:p>
-            <w:r>
+            <w:pPr>
+              <w:spacing w:line="240" w:lineRule="auto" w:after="60"/>
+              <w:ind w:firstLine="0"/>
+              <w:jc w:val="left"/>
+            </w:pPr>
+            <w:r>
+              <w:rPr>
+                <w:b/>
+                <w:sz w:val="24"/>
+              </w:rPr>
               <w:t>Текущая готовность</w:t>
             </w:r>
           </w:p>
@@ -1622,8 +2016,15 @@
             <w:tcW w:type="dxa" w:w="2339"/>
           </w:tcPr>
           <w:p>
-            <w:pPr/>
-            <w:r>
+            <w:pPr>
+              <w:spacing w:line="240" w:lineRule="auto" w:after="60"/>
+              <w:ind w:firstLine="0"/>
+              <w:jc w:val="left"/>
+            </w:pPr>
+            <w:r>
+              <w:rPr>
+                <w:sz w:val="24"/>
+              </w:rPr>
               <w:t>Данные</w:t>
             </w:r>
           </w:p>
@@ -1633,8 +2034,15 @@
             <w:tcW w:type="dxa" w:w="2339"/>
           </w:tcPr>
           <w:p>
-            <w:pPr/>
-            <w:r>
+            <w:pPr>
+              <w:spacing w:line="240" w:lineRule="auto" w:after="60"/>
+              <w:ind w:firstLine="0"/>
+              <w:jc w:val="left"/>
+            </w:pPr>
+            <w:r>
+              <w:rPr>
+                <w:sz w:val="24"/>
+              </w:rPr>
               <w:t>Nullable facts / exact integer predicates</w:t>
             </w:r>
           </w:p>
@@ -1644,8 +2052,15 @@
             <w:tcW w:type="dxa" w:w="2339"/>
           </w:tcPr>
           <w:p>
-            <w:pPr/>
-            <w:r>
+            <w:pPr>
+              <w:spacing w:line="240" w:lineRule="auto" w:after="60"/>
+              <w:ind w:firstLine="0"/>
+              <w:jc w:val="left"/>
+            </w:pPr>
+            <w:r>
+              <w:rPr>
+                <w:sz w:val="24"/>
+              </w:rPr>
               <w:t>Сохранение null/false/zero и цена mapping</w:t>
             </w:r>
           </w:p>
@@ -1655,8 +2070,15 @@
             <w:tcW w:type="dxa" w:w="2339"/>
           </w:tcPr>
           <w:p>
-            <w:pPr/>
-            <w:r>
+            <w:pPr>
+              <w:spacing w:line="240" w:lineRule="auto" w:after="60"/>
+              <w:ind w:firstLine="0"/>
+              <w:jc w:val="left"/>
+            </w:pPr>
+            <w:r>
+              <w:rPr>
+                <w:sz w:val="24"/>
+              </w:rPr>
               <w:t>Correctness tests работают; profiling planned</w:t>
             </w:r>
           </w:p>
@@ -1671,8 +2093,15 @@
             <w:tcW w:type="dxa" w:w="2339"/>
           </w:tcPr>
           <w:p>
-            <w:pPr/>
-            <w:r>
+            <w:pPr>
+              <w:spacing w:line="240" w:lineRule="auto" w:after="60"/>
+              <w:ind w:firstLine="0"/>
+              <w:jc w:val="left"/>
+            </w:pPr>
+            <w:r>
+              <w:rPr>
+                <w:sz w:val="24"/>
+              </w:rPr>
               <w:t>Взаимодействие</w:t>
             </w:r>
           </w:p>
@@ -1682,8 +2111,15 @@
             <w:tcW w:type="dxa" w:w="2339"/>
           </w:tcPr>
           <w:p>
-            <w:pPr/>
-            <w:r>
+            <w:pPr>
+              <w:spacing w:line="240" w:lineRule="auto" w:after="60"/>
+              <w:ind w:firstLine="0"/>
+              <w:jc w:val="left"/>
+            </w:pPr>
+            <w:r>
+              <w:rPr>
+                <w:sz w:val="24"/>
+              </w:rPr>
               <w:t>Scoped reader / oldest proof</w:t>
             </w:r>
           </w:p>
@@ -1693,8 +2129,15 @@
             <w:tcW w:type="dxa" w:w="2339"/>
           </w:tcPr>
           <w:p>
-            <w:pPr/>
-            <w:r>
+            <w:pPr>
+              <w:spacing w:line="240" w:lineRule="auto" w:after="60"/>
+              <w:ind w:firstLine="0"/>
+              <w:jc w:val="left"/>
+            </w:pPr>
+            <w:r>
+              <w:rPr>
+                <w:sz w:val="24"/>
+              </w:rPr>
               <w:t>Как hold отличает read failure/negative data?</w:t>
             </w:r>
           </w:p>
@@ -1704,8 +2147,15 @@
             <w:tcW w:type="dxa" w:w="2339"/>
           </w:tcPr>
           <w:p>
-            <w:pPr/>
-            <w:r>
+            <w:pPr>
+              <w:spacing w:line="240" w:lineRule="auto" w:after="60"/>
+              <w:ind w:firstLine="0"/>
+              <w:jc w:val="left"/>
+            </w:pPr>
+            <w:r>
+              <w:rPr>
+                <w:sz w:val="24"/>
+              </w:rPr>
               <w:t>DI/proof tests работают; real adapter planned</w:t>
             </w:r>
           </w:p>
@@ -1714,7 +2164,7 @@
     </w:tbl>
     <w:p>
       <w:r>
-        <w:t>Кандидат уже существует: internal/domain/eligibility, fixed testdata/valid.json + explicit now, CLI наблюдение отдельно от системы. Два направления — nullable/exact financial data и bounded source snapshot interaction. Личный ADR module-adr.md: варианты handler/shared business helper/service-local policy; выбран последний. Цена — Query/Snapshot/Request, mapping/copy/lifetime и interface call; проверка DI/errors/imports. Измеренного bottleneck нет.</w:t>
+        <w:t>Кандидат — eligibility с valid.json/now. TP ADR001: handler/shared helper/service-local policy; выбран последний. Цена — Query/Snapshot/Request, mapping/copy/lifetime и interface call; проверка DI/errors/imports. Bottleneck не измерялся.</w:t>
       </w:r>
     </w:p>
     <w:p>
@@ -1754,7 +2204,16 @@
             <w:tcW w:type="dxa" w:w="2339"/>
           </w:tcPr>
           <w:p>
-            <w:r>
+            <w:pPr>
+              <w:spacing w:line="240" w:lineRule="auto" w:after="60"/>
+              <w:ind w:firstLine="0"/>
+              <w:jc w:val="left"/>
+            </w:pPr>
+            <w:r>
+              <w:rPr>
+                <w:b/>
+                <w:sz w:val="24"/>
+              </w:rPr>
               <w:t>Реализация</w:t>
             </w:r>
           </w:p>
@@ -1764,7 +2223,16 @@
             <w:tcW w:type="dxa" w:w="2339"/>
           </w:tcPr>
           <w:p>
-            <w:r>
+            <w:pPr>
+              <w:spacing w:line="240" w:lineRule="auto" w:after="60"/>
+              <w:ind w:firstLine="0"/>
+              <w:jc w:val="left"/>
+            </w:pPr>
+            <w:r>
+              <w:rPr>
+                <w:b/>
+                <w:sz w:val="24"/>
+              </w:rPr>
               <w:t>Случай</w:t>
             </w:r>
           </w:p>
@@ -1774,7 +2242,16 @@
             <w:tcW w:type="dxa" w:w="2339"/>
           </w:tcPr>
           <w:p>
-            <w:r>
+            <w:pPr>
+              <w:spacing w:line="240" w:lineRule="auto" w:after="60"/>
+              <w:ind w:firstLine="0"/>
+              <w:jc w:val="left"/>
+            </w:pPr>
+            <w:r>
+              <w:rPr>
+                <w:b/>
+                <w:sz w:val="24"/>
+              </w:rPr>
               <w:t>Ожидаемый по контракту результат</w:t>
             </w:r>
           </w:p>
@@ -1784,7 +2261,16 @@
             <w:tcW w:type="dxa" w:w="2339"/>
           </w:tcPr>
           <w:p>
-            <w:r>
+            <w:pPr>
+              <w:spacing w:line="240" w:lineRule="auto" w:after="60"/>
+              <w:ind w:firstLine="0"/>
+              <w:jc w:val="left"/>
+            </w:pPr>
+            <w:r>
+              <w:rPr>
+                <w:b/>
+                <w:sz w:val="24"/>
+              </w:rPr>
               <w:t>Фактический результат, команда, журнал</w:t>
             </w:r>
           </w:p>
@@ -1799,8 +2285,15 @@
             <w:tcW w:type="dxa" w:w="2339"/>
           </w:tcPr>
           <w:p>
-            <w:pPr/>
-            <w:r>
+            <w:pPr>
+              <w:spacing w:line="240" w:lineRule="auto" w:after="60"/>
+              <w:ind w:firstLine="0"/>
+              <w:jc w:val="left"/>
+            </w:pPr>
+            <w:r>
+              <w:rPr>
+                <w:sz w:val="24"/>
+              </w:rPr>
               <w:t>file</w:t>
             </w:r>
           </w:p>
@@ -1810,8 +2303,15 @@
             <w:tcW w:type="dxa" w:w="2339"/>
           </w:tcPr>
           <w:p>
-            <w:pPr/>
-            <w:r>
+            <w:pPr>
+              <w:spacing w:line="240" w:lineRule="auto" w:after="60"/>
+              <w:ind w:firstLine="0"/>
+              <w:jc w:val="left"/>
+            </w:pPr>
+            <w:r>
+              <w:rPr>
+                <w:sz w:val="24"/>
+              </w:rPr>
               <w:t>Штатный</w:t>
             </w:r>
           </w:p>
@@ -1821,8 +2321,15 @@
             <w:tcW w:type="dxa" w:w="2339"/>
           </w:tcPr>
           <w:p>
-            <w:pPr/>
-            <w:r>
+            <w:pPr>
+              <w:spacing w:line="240" w:lineRule="auto" w:after="60"/>
+              <w:ind w:firstLine="0"/>
+              <w:jc w:val="left"/>
+            </w:pPr>
+            <w:r>
+              <w:rPr>
+                <w:sz w:val="24"/>
+              </w:rPr>
               <w:t>VALID / financial only</w:t>
             </w:r>
           </w:p>
@@ -1832,9 +2339,16 @@
             <w:tcW w:type="dxa" w:w="2339"/>
           </w:tcPr>
           <w:p>
-            <w:pPr/>
-            <w:r>
-              <w:t>PASS; TestReaderSubstitution/file/normal; c3/check</w:t>
+            <w:pPr>
+              <w:spacing w:line="240" w:lineRule="auto" w:after="60"/>
+              <w:ind w:firstLine="0"/>
+              <w:jc w:val="left"/>
+            </w:pPr>
+            <w:r>
+              <w:rPr>
+                <w:sz w:val="24"/>
+              </w:rPr>
+              <w:t>PASS; TestReaderSubstitution/file/normal; accepted-main/check</w:t>
             </w:r>
           </w:p>
         </w:tc>
@@ -1848,8 +2362,15 @@
             <w:tcW w:type="dxa" w:w="2339"/>
           </w:tcPr>
           <w:p>
-            <w:pPr/>
-            <w:r>
+            <w:pPr>
+              <w:spacing w:line="240" w:lineRule="auto" w:after="60"/>
+              <w:ind w:firstLine="0"/>
+              <w:jc w:val="left"/>
+            </w:pPr>
+            <w:r>
+              <w:rPr>
+                <w:sz w:val="24"/>
+              </w:rPr>
               <w:t>file</w:t>
             </w:r>
           </w:p>
@@ -1859,8 +2380,15 @@
             <w:tcW w:type="dxa" w:w="2339"/>
           </w:tcPr>
           <w:p>
-            <w:pPr/>
-            <w:r>
+            <w:pPr>
+              <w:spacing w:line="240" w:lineRule="auto" w:after="60"/>
+              <w:ind w:firstLine="0"/>
+              <w:jc w:val="left"/>
+            </w:pPr>
+            <w:r>
+              <w:rPr>
+                <w:sz w:val="24"/>
+              </w:rPr>
               <w:t>Граница expiry</w:t>
             </w:r>
           </w:p>
@@ -1870,8 +2398,15 @@
             <w:tcW w:type="dxa" w:w="2339"/>
           </w:tcPr>
           <w:p>
-            <w:pPr/>
-            <w:r>
+            <w:pPr>
+              <w:spacing w:line="240" w:lineRule="auto" w:after="60"/>
+              <w:ind w:firstLine="0"/>
+              <w:jc w:val="left"/>
+            </w:pPr>
+            <w:r>
+              <w:rPr>
+                <w:sz w:val="24"/>
+              </w:rPr>
               <w:t>REFRESH_REQUIRED / PROOF_EXPIRED</w:t>
             </w:r>
           </w:p>
@@ -1881,9 +2416,16 @@
             <w:tcW w:type="dxa" w:w="2339"/>
           </w:tcPr>
           <w:p>
-            <w:pPr/>
-            <w:r>
-              <w:t>PASS; TestReaderSubstitution/file/boundary; c3/check</w:t>
+            <w:pPr>
+              <w:spacing w:line="240" w:lineRule="auto" w:after="60"/>
+              <w:ind w:firstLine="0"/>
+              <w:jc w:val="left"/>
+            </w:pPr>
+            <w:r>
+              <w:rPr>
+                <w:sz w:val="24"/>
+              </w:rPr>
+              <w:t>PASS; TestReaderSubstitution/file/boundary; accepted-main/check</w:t>
             </w:r>
           </w:p>
         </w:tc>
@@ -1897,8 +2439,15 @@
             <w:tcW w:type="dxa" w:w="2339"/>
           </w:tcPr>
           <w:p>
-            <w:pPr/>
-            <w:r>
+            <w:pPr>
+              <w:spacing w:line="240" w:lineRule="auto" w:after="60"/>
+              <w:ind w:firstLine="0"/>
+              <w:jc w:val="left"/>
+            </w:pPr>
+            <w:r>
+              <w:rPr>
+                <w:sz w:val="24"/>
+              </w:rPr>
               <w:t>file</w:t>
             </w:r>
           </w:p>
@@ -1908,8 +2457,15 @@
             <w:tcW w:type="dxa" w:w="2339"/>
           </w:tcPr>
           <w:p>
-            <w:pPr/>
-            <w:r>
+            <w:pPr>
+              <w:spacing w:line="240" w:lineRule="auto" w:after="60"/>
+              <w:ind w:firstLine="0"/>
+              <w:jc w:val="left"/>
+            </w:pPr>
+            <w:r>
+              <w:rPr>
+                <w:sz w:val="24"/>
+              </w:rPr>
               <w:t>Unknown/error</w:t>
             </w:r>
           </w:p>
@@ -1919,8 +2475,15 @@
             <w:tcW w:type="dxa" w:w="2339"/>
           </w:tcPr>
           <w:p>
-            <w:pPr/>
-            <w:r>
+            <w:pPr>
+              <w:spacing w:line="240" w:lineRule="auto" w:after="60"/>
+              <w:ind w:firstLine="0"/>
+              <w:jc w:val="left"/>
+            </w:pPr>
+            <w:r>
+              <w:rPr>
+                <w:sz w:val="24"/>
+              </w:rPr>
               <w:t>INCOMPLETE / UNKNOWN_FACT</w:t>
             </w:r>
           </w:p>
@@ -1930,9 +2493,16 @@
             <w:tcW w:type="dxa" w:w="2339"/>
           </w:tcPr>
           <w:p>
-            <w:pPr/>
-            <w:r>
-              <w:t>PASS; TestReaderSubstitution/file/error_unknown; c3/check</w:t>
+            <w:pPr>
+              <w:spacing w:line="240" w:lineRule="auto" w:after="60"/>
+              <w:ind w:firstLine="0"/>
+              <w:jc w:val="left"/>
+            </w:pPr>
+            <w:r>
+              <w:rPr>
+                <w:sz w:val="24"/>
+              </w:rPr>
+              <w:t>PASS; TestReaderSubstitution/file/error_unknown; accepted-main/check</w:t>
             </w:r>
           </w:p>
         </w:tc>
@@ -1946,8 +2516,15 @@
             <w:tcW w:type="dxa" w:w="2339"/>
           </w:tcPr>
           <w:p>
-            <w:pPr/>
-            <w:r>
+            <w:pPr>
+              <w:spacing w:line="240" w:lineRule="auto" w:after="60"/>
+              <w:ind w:firstLine="0"/>
+              <w:jc w:val="left"/>
+            </w:pPr>
+            <w:r>
+              <w:rPr>
+                <w:sz w:val="24"/>
+              </w:rPr>
               <w:t>double</w:t>
             </w:r>
           </w:p>
@@ -1957,8 +2534,15 @@
             <w:tcW w:type="dxa" w:w="2339"/>
           </w:tcPr>
           <w:p>
-            <w:pPr/>
-            <w:r>
+            <w:pPr>
+              <w:spacing w:line="240" w:lineRule="auto" w:after="60"/>
+              <w:ind w:firstLine="0"/>
+              <w:jc w:val="left"/>
+            </w:pPr>
+            <w:r>
+              <w:rPr>
+                <w:sz w:val="24"/>
+              </w:rPr>
               <w:t>Штатный</w:t>
             </w:r>
           </w:p>
@@ -1968,8 +2552,15 @@
             <w:tcW w:type="dxa" w:w="2339"/>
           </w:tcPr>
           <w:p>
-            <w:pPr/>
-            <w:r>
+            <w:pPr>
+              <w:spacing w:line="240" w:lineRule="auto" w:after="60"/>
+              <w:ind w:firstLine="0"/>
+              <w:jc w:val="left"/>
+            </w:pPr>
+            <w:r>
+              <w:rPr>
+                <w:sz w:val="24"/>
+              </w:rPr>
               <w:t>VALID / financial only</w:t>
             </w:r>
           </w:p>
@@ -1979,9 +2570,16 @@
             <w:tcW w:type="dxa" w:w="2339"/>
           </w:tcPr>
           <w:p>
-            <w:pPr/>
-            <w:r>
-              <w:t>PASS; TestReaderSubstitution/double/normal; c3/check</w:t>
+            <w:pPr>
+              <w:spacing w:line="240" w:lineRule="auto" w:after="60"/>
+              <w:ind w:firstLine="0"/>
+              <w:jc w:val="left"/>
+            </w:pPr>
+            <w:r>
+              <w:rPr>
+                <w:sz w:val="24"/>
+              </w:rPr>
+              <w:t>PASS; TestReaderSubstitution/double/normal; accepted-main/check</w:t>
             </w:r>
           </w:p>
         </w:tc>
@@ -1995,8 +2593,15 @@
             <w:tcW w:type="dxa" w:w="2339"/>
           </w:tcPr>
           <w:p>
-            <w:pPr/>
-            <w:r>
+            <w:pPr>
+              <w:spacing w:line="240" w:lineRule="auto" w:after="60"/>
+              <w:ind w:firstLine="0"/>
+              <w:jc w:val="left"/>
+            </w:pPr>
+            <w:r>
+              <w:rPr>
+                <w:sz w:val="24"/>
+              </w:rPr>
               <w:t>double</w:t>
             </w:r>
           </w:p>
@@ -2006,8 +2611,15 @@
             <w:tcW w:type="dxa" w:w="2339"/>
           </w:tcPr>
           <w:p>
-            <w:pPr/>
-            <w:r>
+            <w:pPr>
+              <w:spacing w:line="240" w:lineRule="auto" w:after="60"/>
+              <w:ind w:firstLine="0"/>
+              <w:jc w:val="left"/>
+            </w:pPr>
+            <w:r>
+              <w:rPr>
+                <w:sz w:val="24"/>
+              </w:rPr>
               <w:t>Граница expiry</w:t>
             </w:r>
           </w:p>
@@ -2017,8 +2629,15 @@
             <w:tcW w:type="dxa" w:w="2339"/>
           </w:tcPr>
           <w:p>
-            <w:pPr/>
-            <w:r>
+            <w:pPr>
+              <w:spacing w:line="240" w:lineRule="auto" w:after="60"/>
+              <w:ind w:firstLine="0"/>
+              <w:jc w:val="left"/>
+            </w:pPr>
+            <w:r>
+              <w:rPr>
+                <w:sz w:val="24"/>
+              </w:rPr>
               <w:t>REFRESH_REQUIRED / PROOF_EXPIRED</w:t>
             </w:r>
           </w:p>
@@ -2028,9 +2647,16 @@
             <w:tcW w:type="dxa" w:w="2339"/>
           </w:tcPr>
           <w:p>
-            <w:pPr/>
-            <w:r>
-              <w:t>PASS; TestReaderSubstitution/double/boundary; c3/check</w:t>
+            <w:pPr>
+              <w:spacing w:line="240" w:lineRule="auto" w:after="60"/>
+              <w:ind w:firstLine="0"/>
+              <w:jc w:val="left"/>
+            </w:pPr>
+            <w:r>
+              <w:rPr>
+                <w:sz w:val="24"/>
+              </w:rPr>
+              <w:t>PASS; TestReaderSubstitution/double/boundary; accepted-main/check</w:t>
             </w:r>
           </w:p>
         </w:tc>
@@ -2044,8 +2670,15 @@
             <w:tcW w:type="dxa" w:w="2339"/>
           </w:tcPr>
           <w:p>
-            <w:pPr/>
-            <w:r>
+            <w:pPr>
+              <w:spacing w:line="240" w:lineRule="auto" w:after="60"/>
+              <w:ind w:firstLine="0"/>
+              <w:jc w:val="left"/>
+            </w:pPr>
+            <w:r>
+              <w:rPr>
+                <w:sz w:val="24"/>
+              </w:rPr>
               <w:t>double</w:t>
             </w:r>
           </w:p>
@@ -2055,8 +2688,15 @@
             <w:tcW w:type="dxa" w:w="2339"/>
           </w:tcPr>
           <w:p>
-            <w:pPr/>
-            <w:r>
+            <w:pPr>
+              <w:spacing w:line="240" w:lineRule="auto" w:after="60"/>
+              <w:ind w:firstLine="0"/>
+              <w:jc w:val="left"/>
+            </w:pPr>
+            <w:r>
+              <w:rPr>
+                <w:sz w:val="24"/>
+              </w:rPr>
               <w:t>Unknown/error</w:t>
             </w:r>
           </w:p>
@@ -2066,8 +2706,15 @@
             <w:tcW w:type="dxa" w:w="2339"/>
           </w:tcPr>
           <w:p>
-            <w:pPr/>
-            <w:r>
+            <w:pPr>
+              <w:spacing w:line="240" w:lineRule="auto" w:after="60"/>
+              <w:ind w:firstLine="0"/>
+              <w:jc w:val="left"/>
+            </w:pPr>
+            <w:r>
+              <w:rPr>
+                <w:sz w:val="24"/>
+              </w:rPr>
               <w:t>INCOMPLETE / UNKNOWN_FACT</w:t>
             </w:r>
           </w:p>
@@ -2077,9 +2724,16 @@
             <w:tcW w:type="dxa" w:w="2339"/>
           </w:tcPr>
           <w:p>
-            <w:pPr/>
-            <w:r>
-              <w:t>PASS; TestReaderSubstitution/double/error_unknown; c3/check</w:t>
+            <w:pPr>
+              <w:spacing w:line="240" w:lineRule="auto" w:after="60"/>
+              <w:ind w:firstLine="0"/>
+              <w:jc w:val="left"/>
+            </w:pPr>
+            <w:r>
+              <w:rPr>
+                <w:sz w:val="24"/>
+              </w:rPr>
+              <w:t>PASS; TestReaderSubstitution/double/error_unknown; accepted-main/check</w:t>
             </w:r>
           </w:p>
         </w:tc>
@@ -2087,124 +2741,164 @@
     </w:tbl>
     <w:p>
       <w:r>
-        <w:t xml:space="preserve">Ниже шесть обязательных случаев × две реализации фактически исполнены в одном TestReaderSubstitution; дополнительные denied/unavailable checks также прошли. Source 4a2bfcdd9bf7656a8d5c55963750b8aecf186fb0; evidence/c3/check.log, CI </w:t>
+        <w:t>На main ec0dcba7ca42 TestReaderSubstitution проверяет normal/error/boundary File и double одним consumer; check/race exit 0. Журналы: accepted-main/check.log, race.log; CI — submission-record.json. Intake этим не проверен. Рисунок 5.</w:t>
+      </w:r>
+    </w:p>
+    <w:p>
+      <w:pPr>
+        <w:pStyle w:val="afa"/>
+      </w:pPr>
+      <w:r>
+        <w:t>4.2 Взаимная проверка модуля другого студента</w:t>
+      </w:r>
+    </w:p>
+    <w:p>
+      <w:r>
+        <w:t>Student peer review HUMAN_PENDING: Тимофей проверяет UX HIT-13; свой Processing — HIT-11. Чужого SHA/протоколов нет. Инструкции peer-module-out.md/-in.md; Codex/CI не заменяют студента. Рисунок 6.</w:t>
+      </w:r>
+    </w:p>
+    <w:p>
+      <w:pPr>
+        <w:pStyle w:val="af7"/>
+      </w:pPr>
+      <w:r>
+        <w:t>5 Заключение и индивидуальный вклад</w:t>
+      </w:r>
+    </w:p>
+    <w:p>
+      <w:r>
+        <w:t>Контракт реализован и используется application consumer; подмена reader сохраняет потребителя, imports/map/ADR сверены. Инженерные PR №5–9 и fix №20 merged в main. Новый parser проверяет canonical names без изменения финансовых правил. Local Darwin и CI Linux — разные прогоны. Личные peer checks, отчётный review, снимки, теги и защита pending. VALID — только финансовая допустимость, не permission полного MVP.</w:t>
+      </w:r>
+    </w:p>
+    <w:p>
+      <w:pPr>
+        <w:pStyle w:val="af7"/>
+      </w:pPr>
+      <w:r>
+        <w:t>СПИСОК ИСПОЛЬЗОВАННЫХ МАТЕРИАЛОВ</w:t>
+      </w:r>
+    </w:p>
+    <w:p>
+      <w:r>
+        <w:t>Источники: ../context-lock.json, ../source-files.json, ../upstream/product/HP-DOC-SHARED-001.md (RULE006/011/012, revision2), HP-CAP-002 (revision2), HP-DOC-PVL-001 (HP-VER-001, revision2); ../upstream/architecture/HP-BP-002.md T004, HP-BP-003.md T002/006/012, HP-BP-007.md T005/010; реальные revisions ../upstream/architecture/published-revisions.json. Общие charter/MVP/regulation/stack-decision созданы Lead/его агентом и переиспользованы; личные требования, код, tests и отчёты подготовлены для Тимофея с Codex. Методичка01.04 ПР2 SHA256 d54d9eaedc62c5cde803e16c40266b25557d8a98c0c4dfe125b2a5804242c06a.</w:t>
+      </w:r>
+    </w:p>
+    <w:p>
+      <w:pPr>
+        <w:pStyle w:val="af7"/>
+      </w:pPr>
+      <w:r>
+        <w:t>ПРИЛОЖЕНИЕ. ИНСТРУКЦИИ ДЛЯ ОБЯЗАТЕЛЬНЫХ РИСУНКОВ</w:t>
+      </w:r>
+    </w:p>
+    <w:p>
+      <w:r>
+        <w:t>Ниже точные инструкции человеку. Изображения не создавались и не снимались агентом. Источники, actual status и версии сохранены; ещё не состоявшиеся gates выполняются до снимка. Placeholder не подтверждает PASS.</w:t>
+      </w:r>
+    </w:p>
+    <w:p>
+      <w:pPr>
+        <w:pStyle w:val="afa"/>
+      </w:pPr>
+      <w:r>
+        <w:t>Рисунок 1 — Публичный контракт и существенная реализация</w:t>
+      </w:r>
+    </w:p>
+    <w:p>
+      <w:pPr>
+        <w:spacing w:line="240" w:lineRule="auto" w:after="120"/>
+        <w:ind w:firstLine="0"/>
+        <w:jc w:val="left"/>
+      </w:pPr>
+      <w:r>
+        <w:rPr>
+          <w:sz w:val="20"/>
+        </w:rPr>
+        <w:t>[ВСТАВИТЬ РЕАЛЬНОЕ ИЗОБРАЖЕНИЕ ВРУЧНУЮ: 0104-pz02-01.png]</w:t>
+      </w:r>
+    </w:p>
+    <w:p>
+      <w:pPr>
+        <w:spacing w:line="240" w:lineRule="auto" w:after="120"/>
+        <w:ind w:firstLine="0"/>
+        <w:jc w:val="left"/>
+      </w:pPr>
+      <w:r>
+        <w:rPr>
+          <w:sz w:val="20"/>
+        </w:rPr>
+        <w:t xml:space="preserve">SOURCE: </w:t>
       </w:r>
       <w:hyperlink r:id="rId11">
         <w:r>
           <w:rPr>
             <w:rStyle w:val="Hyperlink"/>
+            <w:sz w:val="20"/>
           </w:rPr>
-          <w:t>https://github.com/hitpipe/hitpipe/actions/runs/39121031226</w:t>
+          <w:t>https://github.com/hitpipe/hitpipe/blob/ec0dcba7ca42ea59909489cef9650c6edff12f35/services/processing/internal/domain/eligibility/eligibility.go</w:t>
         </w:r>
       </w:hyperlink>
       <w:r>
-        <w:t>. Рисунок5.</w:t>
+        <w:rPr>
+          <w:sz w:val="20"/>
+        </w:rPr>
+        <w:br/>
+        <w:t>STATE: PASS_RECORDED_SCOPE; main ec0dcba7ca42ea59909489cef9650c6edff12f35; CAPTURE_PENDING</w:t>
+        <w:br/>
+        <w:t>CWD: /Users/tima/Documents/Codex/2026-10-18/files-pasted-by-the-user-hitpipe/work/hit32-accepted-main</w:t>
+        <w:br/>
+        <w:t>COMMAND: git show ec0dcba7ca42ea59909489cef9650c6edff12f35:services/processing/internal/domain/eligibility/eligibility.go</w:t>
+        <w:br/>
+        <w:t>STEPS: 1. Открыть указанный источник и сверить SHA ec0dcba7ca42. 1. Открыть exact file. 2. Развернуть GoDoc Evaluate и финансовую checks table. 3. Показать Result/Policy/Facts и nullable fields. 4. Показать строку financial-only result. После настоящей проверки человек делает PNG; агент изображение для отчёта не создавал.</w:t>
       </w:r>
     </w:p>
     <w:p>
       <w:pPr>
-        <w:pStyle w:val="afa"/>
-      </w:pPr>
-      <w:r>
-        <w:t>4.2 Взаимная проверка модуля другого студента</w:t>
-      </w:r>
-    </w:p>
-    <w:p>
-      <w:r>
-        <w:t>HUMAN_PENDING. Тимофей лично проверяет чужой UX module HIT-13; собственный Processing проверяет исполнитель HIT-11. Чужой exact artifact и реальные protocols ещё не получены. human-gates/peer-module-out.md и -in.md содержат задачи проверяющему; self-review и CI не заменяют отзыв студента. Рисунок6.</w:t>
-      </w:r>
-    </w:p>
-    <w:p>
-      <w:pPr>
-        <w:pStyle w:val="af7"/>
-      </w:pPr>
-      <w:r>
-        <w:t>5 Заключение и индивидуальный вклад</w:t>
-      </w:r>
-    </w:p>
-    <w:p>
-      <w:r>
-        <w:t>Контракт реализован и используется одним application consumer; DI scenario сохранён при смене dependency; карта сверена imports, личный ADR и профиль сложности существуют. Технический scope подтверждён local/CI, human review/merge/peer check/tag/снимки/защита pending. VALID означает только финансовую допустимость. Case admission/lifecycle, actor/epoch, lineage, fresh dispatch, authenticated source provenance/digest, реальные Stripe/ClickUp и full MVP не реализованы этим модулем и не объявлены PASS.</w:t>
-      </w:r>
-    </w:p>
-    <w:p>
-      <w:pPr>
-        <w:pStyle w:val="af7"/>
-      </w:pPr>
-      <w:r>
-        <w:t>СПИСОК ИСПОЛЬЗОВАННЫХ МАТЕРИАЛОВ</w:t>
-      </w:r>
-    </w:p>
-    <w:p>
-      <w:r>
-        <w:t>Источники: ../context-lock.json, ../source-files.json, ../upstream/product/HP-DOC-SHARED-001.md (RULE006/011/012, revision2), HP-CAP-002 (revision2), HP-DOC-PVL-001 (HP-VER-001, revision2); ../upstream/architecture/HP-BP-002.md T004, HP-BP-003.md T002/006/012, HP-BP-007.md T005/010; реальные revisions ../upstream/architecture/published-revisions.json. Общие charter/MVP/regulation/stack-decision созданы Lead/его агентом и переиспользованы; личные требования, код, tests и отчёты подготовлены для Тимофея с Codex. Методичка01.04 ПР2 SHA256 d54d9eaedc62c5cde803e16c40266b25557d8a98c0c4dfe125b2a5804242c06a.</w:t>
-      </w:r>
-    </w:p>
-    <w:p>
-      <w:pPr>
-        <w:pStyle w:val="af7"/>
-      </w:pPr>
-      <w:r>
-        <w:t>ПРИЛОЖЕНИЕ. ИНСТРУКЦИИ ДЛЯ ОБЯЗАТЕЛЬНЫХ РИСУНКОВ</w:t>
-      </w:r>
-    </w:p>
-    <w:p>
-      <w:r>
-        <w:t>Ниже точные инструкции человеку. Изображения не создавались и не снимались агентом. Источники, actual status и версии сохранены; ещё не состоявшиеся gates выполняются до снимка. Placeholder не подтверждает PASS.</w:t>
-      </w:r>
-    </w:p>
-    <w:p>
-      <w:pPr>
-        <w:pStyle w:val="afa"/>
-      </w:pPr>
-      <w:r>
-        <w:t>Рисунок 1 — Публичный контракт и существенная реализация</w:t>
-      </w:r>
-    </w:p>
-    <w:p>
-      <w:r>
-        <w:t>[ВСТАВИТЬ РЕАЛЬНОЕ ИЗОБРАЖЕНИЕ ВРУЧНУЮ: 0104-pz02-01.png]</w:t>
-      </w:r>
-    </w:p>
-    <w:p>
-      <w:r>
-        <w:t xml:space="preserve">SOURCE: </w:t>
+        <w:spacing w:line="240" w:lineRule="auto" w:after="120"/>
+        <w:ind w:firstLine="0"/>
+        <w:jc w:val="left"/>
+      </w:pPr>
+      <w:r>
+        <w:rPr>
+          <w:sz w:val="20"/>
+        </w:rPr>
+        <w:t>MUST BE VISIBLE: Public contract, source path/SHA, actual predicates, financial-only boundary</w:t>
+        <w:br/>
+        <w:t>REDACT: Скрыть tokens/passwords/cookies, личную почту и соседние окна. Не скрывать task/SHA/command/assertion/exit. Не показывать реальные payment/customer payloads; использовать только синтетические fixtures.</w:t>
+        <w:br/>
+        <w:t xml:space="preserve">VERIFY: Сверить actual SHA ec0dcba7ca42ea59909489cef9650c6edff12f35 и CI </w:t>
       </w:r>
       <w:hyperlink r:id="rId12">
         <w:r>
           <w:rPr>
             <w:rStyle w:val="Hyperlink"/>
+            <w:sz w:val="20"/>
           </w:rPr>
-          <w:t>https://github.com/hitpipe/hitpipe/blob/4a2bfcdd9bf7656a8d5c55963750b8aecf186fb0/services/processing/internal/domain/eligibility/eligibility.go</w:t>
+          <w:t>https://github.com/hitpipe/hitpipe/actions/runs/39229206910</w:t>
         </w:r>
       </w:hyperlink>
       <w:r>
-        <w:br/>
-        <w:t>STATE: SOURCE 4a2bfcdd9bf7656a8d5c55963750b8aecf186fb0</w:t>
-        <w:br/>
-        <w:t>CWD: /Users/tima/Documents/Codex/2026-10-18/files-pasted-by-the-user-hitpipe/work/figure-source</w:t>
-        <w:br/>
-        <w:t>COMMAND: git show 4a2bfcdd9bf7656a8d5c55963750b8aecf186fb0:services/processing/internal/domain/eligibility/eligibility.go</w:t>
-        <w:br/>
-        <w:t>STEPS: 1. Открыть exact file. 2. Развернуть GoDoc Evaluate и финансовую checks table. 3. Показать Result/Policy/Facts и nullable fields. 4. Показать строку financial-only result.</w:t>
+        <w:rPr>
+          <w:sz w:val="20"/>
+        </w:rPr>
+        <w:t>. Placeholder не PASS. Для human gate сначала выполнить настоящую проверку с участниками/датой/своим SHA. После принятия отчётов и реальных снимков заново проверить пагинацию/оглавление; финальный tag→commit→CI записывает уполномоченный человек.</w:t>
       </w:r>
     </w:p>
     <w:p>
-      <w:r>
-        <w:t>MUST BE VISIBLE: Public contract, source path/SHA, actual predicates, financial-only boundary</w:t>
-        <w:br/>
-        <w:t>REDACT: Скрыть tokens/passwords/cookies, личную почту и соседние окна. Не скрывать task/SHA/command/assertion/exit. Не показывать реальные payment/customer payloads; использовать только синтетические fixtures.</w:t>
-        <w:br/>
-        <w:t>VERIFY: Проверить полный фактический SHA и actual status. Исторические источники выше не выданы за merged/tagged submission. После human merge/tag использовать внешнюю submission record, повторить проверки на сдаваемом SHA и актуализировать версии; pending human gate сначала реально выполнить. Placeholder не evidence PASS.</w:t>
-      </w:r>
-    </w:p>
-    <w:p>
-      <w:r>
+      <w:pPr>
+        <w:spacing w:line="240" w:lineRule="auto" w:after="120"/>
+        <w:ind w:firstLine="0"/>
+        <w:jc w:val="left"/>
+      </w:pPr>
+      <w:r>
+        <w:rPr>
+          <w:sz w:val="20"/>
+        </w:rPr>
         <w:t>TARGET: docs/labs/pr12/tp/evidence/screenshots/0104-pz02-01.png</w:t>
         <w:br/>
         <w:t>CAPTION: Рисунок 1 — Публичный контракт и существенная реализация</w:t>
         <w:br/>
-        <w:t>INSERT AT: docs/labs/pr12/tp/reports/0104-pz02-tp.docx, приложение инструкций, после заголовка Рисунок 1; ссылка из соответствующего раздела основного текста</w:t>
+        <w:t>INSERT AT: docs/labs/pr12/tp/reports/0104-pz02-tp.docx: блок «Рисунок 1», заменить единственный абзац плейсхолдера для 0104-pz02-01.png. Подпись указана в CAPTION; инструкции SOURCE/STATE/COMMAND сохранить до вставки.</w:t>
       </w:r>
     </w:p>
     <w:p>
@@ -2216,49 +2910,100 @@
       </w:r>
     </w:p>
     <w:p>
-      <w:r>
+      <w:pPr>
+        <w:spacing w:line="240" w:lineRule="auto" w:after="120"/>
+        <w:ind w:firstLine="0"/>
+        <w:jc w:val="left"/>
+      </w:pPr>
+      <w:r>
+        <w:rPr>
+          <w:sz w:val="20"/>
+        </w:rPr>
         <w:t>[ВСТАВИТЬ РЕАЛЬНОЕ ИЗОБРАЖЕНИЕ ВРУЧНУЮ: 0104-pz02-02.png]</w:t>
       </w:r>
     </w:p>
     <w:p>
-      <w:r>
+      <w:pPr>
+        <w:spacing w:line="240" w:lineRule="auto" w:after="120"/>
+        <w:ind w:firstLine="0"/>
+        <w:jc w:val="left"/>
+      </w:pPr>
+      <w:r>
+        <w:rPr>
+          <w:sz w:val="20"/>
+        </w:rPr>
         <w:t xml:space="preserve">SOURCE: </w:t>
       </w:r>
       <w:hyperlink r:id="rId13">
         <w:r>
           <w:rPr>
             <w:rStyle w:val="Hyperlink"/>
+            <w:sz w:val="20"/>
           </w:rPr>
-          <w:t>https://github.com/hitpipe/hitpipe/blob/4a2bfcdd9bf7656a8d5c55963750b8aecf186fb0/services/processing/docs/module-contract.md</w:t>
+          <w:t>https://github.com/hitpipe/hitpipe/blob/ec0dcba7ca42ea59909489cef9650c6edff12f35/services/processing/docs/module-contract.md</w:t>
         </w:r>
       </w:hyperlink>
       <w:r>
+        <w:rPr>
+          <w:sz w:val="20"/>
+        </w:rPr>
         <w:br/>
-        <w:t>STATE: SOURCE 4a2bfcdd9bf7656a8d5c55963750b8aecf186fb0</w:t>
+        <w:t>STATE: PASS_RECORDED_SCOPE; main ec0dcba7ca42ea59909489cef9650c6edff12f35; CAPTURE_PENDING</w:t>
         <w:br/>
-        <w:t>CWD: /Users/tima/Documents/Codex/2026-10-18/files-pasted-by-the-user-hitpipe/work/figure-source/services/processing</w:t>
+        <w:t>CWD: /Users/tima/Documents/Codex/2026-10-18/files-pasted-by-the-user-hitpipe/work/hit32-accepted-main/services/processing</w:t>
         <w:br/>
         <w:t>COMMAND: export PATH=/Users/tima/Documents/Codex/2026-10-18/files-pasted-by-the-user-hitpipe/work/go/bin:$PATH; go version; git rev-parse HEAD; go doc ./internal/domain/eligibility Evaluate; go doc ./internal/application/evaluatepaidorder EvaluatePaidOrder</w:t>
         <w:br/>
-        <w:t>STEPS: 1. Показать Go1.27.2 и exact SHA. 2. Выполнить обе go doc команды. 3. В редакторе рядом открыть module-contract.md: purpose/inputs/results/errors/precedence/ownership/effects/example.</w:t>
+        <w:t>STEPS: 1. Открыть указанный источник и сверить SHA ec0dcba7ca42. 1. Показать Go1.27.2 и exact SHA. 2. Выполнить обе go doc команды. 3. В редакторе рядом открыть module-contract.md: purpose/inputs/results/errors/precedence/ownership/effects/example. После настоящей проверки человек делает PNG; агент изображение для отчёта не создавал.</w:t>
       </w:r>
     </w:p>
     <w:p>
-      <w:r>
+      <w:pPr>
+        <w:spacing w:line="240" w:lineRule="auto" w:after="120"/>
+        <w:ind w:firstLine="0"/>
+        <w:jc w:val="left"/>
+      </w:pPr>
+      <w:r>
+        <w:rPr>
+          <w:sz w:val="20"/>
+        </w:rPr>
         <w:t>MUST BE VISIBLE: GoDoc plus source contract, dependencies and owned result semantics</w:t>
         <w:br/>
         <w:t>REDACT: Скрыть tokens/passwords/cookies, личную почту и соседние окна. Не скрывать task/SHA/command/assertion/exit. Не показывать реальные payment/customer payloads; использовать только синтетические fixtures.</w:t>
         <w:br/>
-        <w:t>VERIFY: Проверить полный фактический SHA и actual status. Исторические источники выше не выданы за merged/tagged submission. После human merge/tag использовать внешнюю submission record, повторить проверки на сдаваемом SHA и актуализировать версии; pending human gate сначала реально выполнить. Placeholder не evidence PASS.</w:t>
+        <w:t xml:space="preserve">VERIFY: Сверить actual SHA ec0dcba7ca42ea59909489cef9650c6edff12f35 и CI </w:t>
+      </w:r>
+      <w:hyperlink r:id="rId12">
+        <w:r>
+          <w:rPr>
+            <w:rStyle w:val="Hyperlink"/>
+            <w:sz w:val="20"/>
+          </w:rPr>
+          <w:t>https://github.com/hitpipe/hitpipe/actions/runs/39229206910</w:t>
+        </w:r>
+      </w:hyperlink>
+      <w:r>
+        <w:rPr>
+          <w:sz w:val="20"/>
+        </w:rPr>
+        <w:t>. Placeholder не PASS. Для human gate сначала выполнить настоящую проверку с участниками/датой/своим SHA. После принятия отчётов и реальных снимков заново проверить пагинацию/оглавление; финальный tag→commit→CI записывает уполномоченный человек.</w:t>
       </w:r>
     </w:p>
     <w:p>
-      <w:r>
+      <w:pPr>
+        <w:spacing w:line="240" w:lineRule="auto" w:after="120"/>
+        <w:ind w:firstLine="0"/>
+        <w:jc w:val="left"/>
+      </w:pPr>
+      <w:r>
+        <w:rPr>
+          <w:sz w:val="20"/>
+        </w:rPr>
         <w:t>TARGET: docs/labs/pr12/tp/evidence/screenshots/0104-pz02-02.png</w:t>
         <w:br/>
         <w:t>CAPTION: Рисунок 2 — Документация модуля по стандарту стека</w:t>
         <w:br/>
-        <w:t>INSERT AT: docs/labs/pr12/tp/reports/0104-pz02-tp.docx, приложение инструкций, после заголовка Рисунок 2; ссылка из соответствующего раздела основного текста</w:t>
+        <w:t>INSERT AT: docs/labs/pr12/tp/reports/0104-pz02-tp.docx: блок «Рисунок 2», заменить единственный абзац плейсхолдера для 0104-pz02-02.png. Подпись указана в CAPTION; инструкции SOURCE/STATE/COMMAND сохранить до вставки.</w:t>
       </w:r>
     </w:p>
     <w:p>
@@ -2270,49 +3015,100 @@
       </w:r>
     </w:p>
     <w:p>
-      <w:r>
+      <w:pPr>
+        <w:spacing w:line="240" w:lineRule="auto" w:after="120"/>
+        <w:ind w:firstLine="0"/>
+        <w:jc w:val="left"/>
+      </w:pPr>
+      <w:r>
+        <w:rPr>
+          <w:sz w:val="20"/>
+        </w:rPr>
         <w:t>[ВСТАВИТЬ РЕАЛЬНОЕ ИЗОБРАЖЕНИЕ ВРУЧНУЮ: 0104-pz02-03.png]</w:t>
       </w:r>
     </w:p>
     <w:p>
-      <w:r>
+      <w:pPr>
+        <w:spacing w:line="240" w:lineRule="auto" w:after="120"/>
+        <w:ind w:firstLine="0"/>
+        <w:jc w:val="left"/>
+      </w:pPr>
+      <w:r>
+        <w:rPr>
+          <w:sz w:val="20"/>
+        </w:rPr>
         <w:t xml:space="preserve">SOURCE: </w:t>
       </w:r>
       <w:hyperlink r:id="rId14">
         <w:r>
           <w:rPr>
             <w:rStyle w:val="Hyperlink"/>
+            <w:sz w:val="20"/>
           </w:rPr>
-          <w:t>https://github.com/hitpipe/hitpipe/blob/4a2bfcdd9bf7656a8d5c55963750b8aecf186fb0/services/processing/internal/application/evaluatepaidorder/evaluate_test.go</w:t>
+          <w:t>https://github.com/hitpipe/hitpipe/blob/ec0dcba7ca42ea59909489cef9650c6edff12f35/services/processing/internal/application/evaluatepaidorder/evaluate_test.go</w:t>
         </w:r>
       </w:hyperlink>
       <w:r>
+        <w:rPr>
+          <w:sz w:val="20"/>
+        </w:rPr>
         <w:br/>
-        <w:t>STATE: PASS same consumer source 4a2bfcdd9bf7656a8d5c55963750b8aecf186fb0</w:t>
+        <w:t>STATE: PASS_RECORDED_SCOPE; main ec0dcba7ca42ea59909489cef9650c6edff12f35; CAPTURE_PENDING</w:t>
         <w:br/>
-        <w:t>CWD: /Users/tima/Documents/Codex/2026-10-18/files-pasted-by-the-user-hitpipe/work/figure-source/services/processing</w:t>
+        <w:t>CWD: /Users/tima/Documents/Codex/2026-10-18/files-pasted-by-the-user-hitpipe/work/hit32-accepted-main/services/processing</w:t>
         <w:br/>
         <w:t>COMMAND: export PATH=/Users/tima/Documents/Codex/2026-10-18/files-pasted-by-the-user-hitpipe/work/go/bin:$PATH; go version; git rev-parse HEAD; go test -count=1 -v ./internal/application/evaluatepaidorder -run TestReaderSubstitution</w:t>
         <w:br/>
-        <w:t>STEPS: 1. Открыть test и consumer. 2. Показать File и double selection и одну EvaluatePaidOrder callsite. 3. Выполнить команду. 4. Показать обе реализации и normal/error/boundary, объяснить finite mock limits.</w:t>
+        <w:t>STEPS: 1. Открыть указанный источник и сверить SHA ec0dcba7ca42. 1. Открыть test и consumer. 2. Показать File и double selection и одну EvaluatePaidOrder callsite. 3. Выполнить команду. 4. Показать обе реализации и normal/error/boundary, объяснить finite mock limits. После настоящей проверки человек делает PNG; агент изображение для отчёта не создавал.</w:t>
       </w:r>
     </w:p>
     <w:p>
-      <w:r>
+      <w:pPr>
+        <w:spacing w:line="240" w:lineRule="auto" w:after="120"/>
+        <w:ind w:firstLine="0"/>
+        <w:jc w:val="left"/>
+      </w:pPr>
+      <w:r>
+        <w:rPr>
+          <w:sz w:val="20"/>
+        </w:rPr>
         <w:t>MUST BE VISIBLE: One unchanged consumer, two implementations, composition and actual assertions</w:t>
         <w:br/>
         <w:t>REDACT: Скрыть tokens/passwords/cookies, личную почту и соседние окна. Не скрывать task/SHA/command/assertion/exit. Не показывать реальные payment/customer payloads; использовать только синтетические fixtures.</w:t>
         <w:br/>
-        <w:t>VERIFY: Проверить полный фактический SHA и actual status. Исторические источники выше не выданы за merged/tagged submission. После human merge/tag использовать внешнюю submission record, повторить проверки на сдаваемом SHA и актуализировать версии; pending human gate сначала реально выполнить. Placeholder не evidence PASS.</w:t>
+        <w:t xml:space="preserve">VERIFY: Сверить actual SHA ec0dcba7ca42ea59909489cef9650c6edff12f35 и CI </w:t>
+      </w:r>
+      <w:hyperlink r:id="rId12">
+        <w:r>
+          <w:rPr>
+            <w:rStyle w:val="Hyperlink"/>
+            <w:sz w:val="20"/>
+          </w:rPr>
+          <w:t>https://github.com/hitpipe/hitpipe/actions/runs/39229206910</w:t>
+        </w:r>
+      </w:hyperlink>
+      <w:r>
+        <w:rPr>
+          <w:sz w:val="20"/>
+        </w:rPr>
+        <w:t>. Placeholder не PASS. Для human gate сначала выполнить настоящую проверку с участниками/датой/своим SHA. После принятия отчётов и реальных снимков заново проверить пагинацию/оглавление; финальный tag→commit→CI записывает уполномоченный человек.</w:t>
       </w:r>
     </w:p>
     <w:p>
-      <w:r>
+      <w:pPr>
+        <w:spacing w:line="240" w:lineRule="auto" w:after="120"/>
+        <w:ind w:firstLine="0"/>
+        <w:jc w:val="left"/>
+      </w:pPr>
+      <w:r>
+        <w:rPr>
+          <w:sz w:val="20"/>
+        </w:rPr>
         <w:t>TARGET: docs/labs/pr12/tp/evidence/screenshots/0104-pz02-03.png</w:t>
         <w:br/>
         <w:t>CAPTION: Рисунок 3 — Один потребитель и две подключаемые реализации</w:t>
         <w:br/>
-        <w:t>INSERT AT: docs/labs/pr12/tp/reports/0104-pz02-tp.docx, приложение инструкций, после заголовка Рисунок 3; ссылка из соответствующего раздела основного текста</w:t>
+        <w:t>INSERT AT: docs/labs/pr12/tp/reports/0104-pz02-tp.docx: блок «Рисунок 3», заменить единственный абзац плейсхолдера для 0104-pz02-03.png. Подпись указана в CAPTION; инструкции SOURCE/STATE/COMMAND сохранить до вставки.</w:t>
       </w:r>
     </w:p>
     <w:p>
@@ -2324,39 +3120,86 @@
       </w:r>
     </w:p>
     <w:p>
-      <w:r>
+      <w:pPr>
+        <w:spacing w:line="240" w:lineRule="auto" w:after="120"/>
+        <w:ind w:firstLine="0"/>
+        <w:jc w:val="left"/>
+      </w:pPr>
+      <w:r>
+        <w:rPr>
+          <w:sz w:val="20"/>
+        </w:rPr>
         <w:t>[ВСТАВИТЬ РЕАЛЬНОЕ ИЗОБРАЖЕНИЕ ВРУЧНУЮ: 0104-pz02-04.png]</w:t>
       </w:r>
     </w:p>
     <w:p>
-      <w:r>
+      <w:pPr>
+        <w:spacing w:line="240" w:lineRule="auto" w:after="120"/>
+        <w:ind w:firstLine="0"/>
+        <w:jc w:val="left"/>
+      </w:pPr>
+      <w:r>
+        <w:rPr>
+          <w:sz w:val="20"/>
+        </w:rPr>
         <w:t>SOURCE: /Users/tima/Documents/Codex/2026-10-18/files-pasted-by-the-user-hitpipe/work/hitpipe/docs/labs/pr12/tp/module-map.md</w:t>
         <w:br/>
-        <w:t>STATE: MAP reconciled via c3/imports.log</w:t>
+        <w:t>STATE: PASS_RECORDED_SCOPE; main ec0dcba7ca42ea59909489cef9650c6edff12f35; CAPTURE_PENDING</w:t>
         <w:br/>
-        <w:t>CWD: /Users/tima/Documents/Codex/2026-10-18/files-pasted-by-the-user-hitpipe/work/figure-source/services/processing</w:t>
+        <w:t>CWD: /Users/tima/Documents/Codex/2026-10-18/files-pasted-by-the-user-hitpipe/work/hit32-accepted-main/services/processing</w:t>
         <w:br/>
         <w:t>COMMAND: export PATH=/Users/tima/Documents/Codex/2026-10-18/files-pasted-by-the-user-hitpipe/work/go/bin:$PATH; go version; git rev-parse HEAD; go list -f '{{.ImportPath}} =&gt; {{join .Imports " "}}' ./...</w:t>
         <w:br/>
-        <w:t>STEPS: 1. Открыть module-map.md и показать автора. 2. Показать легенду A→B source dependency и actual/planned statuses. 3. Выполнить go list и сопоставить imports; показать отсутствие production cycles и неготовность future adapter.</w:t>
+        <w:t>STEPS: 1. Открыть указанный источник и сверить SHA ec0dcba7ca42. 1. Открыть module-map.md и показать автора. 2. Показать легенду A→B source dependency и actual/planned statuses. 3. Выполнить go list и сопоставить imports; показать отсутствие production cycles и неготовность future adapter. После настоящей проверки человек делает PNG; агент изображение для отчёта не создавал.</w:t>
       </w:r>
     </w:p>
     <w:p>
-      <w:r>
+      <w:pPr>
+        <w:spacing w:line="240" w:lineRule="auto" w:after="120"/>
+        <w:ind w:firstLine="0"/>
+        <w:jc w:val="left"/>
+      </w:pPr>
+      <w:r>
+        <w:rPr>
+          <w:sz w:val="20"/>
+        </w:rPr>
         <w:t>MUST BE VISIBLE: Paths, responsibilities/contracts, import arrows/legend, statuses/author, actual imports</w:t>
         <w:br/>
         <w:t>REDACT: Скрыть tokens/passwords/cookies, личную почту и соседние окна. Не скрывать task/SHA/command/assertion/exit. Не показывать реальные payment/customer payloads; использовать только синтетические fixtures.</w:t>
         <w:br/>
-        <w:t>VERIFY: Проверить полный фактический SHA и actual status. Исторические источники выше не выданы за merged/tagged submission. После human merge/tag использовать внешнюю submission record, повторить проверки на сдаваемом SHA и актуализировать версии; pending human gate сначала реально выполнить. Placeholder не evidence PASS.</w:t>
+        <w:t xml:space="preserve">VERIFY: Сверить actual SHA ec0dcba7ca42ea59909489cef9650c6edff12f35 и CI </w:t>
+      </w:r>
+      <w:hyperlink r:id="rId12">
+        <w:r>
+          <w:rPr>
+            <w:rStyle w:val="Hyperlink"/>
+            <w:sz w:val="20"/>
+          </w:rPr>
+          <w:t>https://github.com/hitpipe/hitpipe/actions/runs/39229206910</w:t>
+        </w:r>
+      </w:hyperlink>
+      <w:r>
+        <w:rPr>
+          <w:sz w:val="20"/>
+        </w:rPr>
+        <w:t>. Placeholder не PASS. Для human gate сначала выполнить настоящую проверку с участниками/датой/своим SHA. После принятия отчётов и реальных снимков заново проверить пагинацию/оглавление; финальный tag→commit→CI записывает уполномоченный человек.</w:t>
       </w:r>
     </w:p>
     <w:p>
-      <w:r>
+      <w:pPr>
+        <w:spacing w:line="240" w:lineRule="auto" w:after="120"/>
+        <w:ind w:firstLine="0"/>
+        <w:jc w:val="left"/>
+      </w:pPr>
+      <w:r>
+        <w:rPr>
+          <w:sz w:val="20"/>
+        </w:rPr>
         <w:t>TARGET: docs/labs/pr12/tp/evidence/screenshots/0104-pz02-04.png</w:t>
         <w:br/>
         <w:t>CAPTION: Рисунок 4 — Модульная карта с легендой и статусами</w:t>
         <w:br/>
-        <w:t>INSERT AT: docs/labs/pr12/tp/reports/0104-pz02-tp.docx, приложение инструкций, после заголовка Рисунок 4; ссылка из соответствующего раздела основного текста</w:t>
+        <w:t>INSERT AT: docs/labs/pr12/tp/reports/0104-pz02-tp.docx: блок «Рисунок 4», заменить единственный абзац плейсхолдера для 0104-pz02-04.png. Подпись указана в CAPTION; инструкции SOURCE/STATE/COMMAND сохранить до вставки.</w:t>
       </w:r>
     </w:p>
     <w:p>
@@ -2368,39 +3211,86 @@
       </w:r>
     </w:p>
     <w:p>
-      <w:r>
+      <w:pPr>
+        <w:spacing w:line="240" w:lineRule="auto" w:after="120"/>
+        <w:ind w:firstLine="0"/>
+        <w:jc w:val="left"/>
+      </w:pPr>
+      <w:r>
+        <w:rPr>
+          <w:sz w:val="20"/>
+        </w:rPr>
         <w:t>[ВСТАВИТЬ РЕАЛЬНОЕ ИЗОБРАЖЕНИЕ ВРУЧНУЮ: 0104-pz02-05.png]</w:t>
       </w:r>
     </w:p>
     <w:p>
-      <w:r>
-        <w:t>SOURCE: /Users/tima/Documents/Codex/2026-10-18/files-pasted-by-the-user-hitpipe/work/hitpipe/docs/labs/pr12/tp/evidence/c3/check.log</w:t>
+      <w:pPr>
+        <w:spacing w:line="240" w:lineRule="auto" w:after="120"/>
+        <w:ind w:firstLine="0"/>
+        <w:jc w:val="left"/>
+      </w:pPr>
+      <w:r>
+        <w:rPr>
+          <w:sz w:val="20"/>
+        </w:rPr>
+        <w:t>SOURCE: /Users/tima/Documents/Codex/2026-10-18/files-pasted-by-the-user-hitpipe/work/hitpipe/docs/labs/pr12/tp/evidence/report-refresh-20261019/accepted-main/check.log</w:t>
         <w:br/>
-        <w:t>STATE: PASS DI cases source 4a2bfcdd9bf7656a8d5c55963750b8aecf186fb0</w:t>
+        <w:t>STATE: PASS_RECORDED_SCOPE; main ec0dcba7ca42ea59909489cef9650c6edff12f35; CAPTURE_PENDING</w:t>
         <w:br/>
-        <w:t>CWD: /Users/tima/Documents/Codex/2026-10-18/files-pasted-by-the-user-hitpipe/work/figure-source/services/processing</w:t>
+        <w:t>CWD: /Users/tima/Documents/Codex/2026-10-18/files-pasted-by-the-user-hitpipe/work/hit32-accepted-main</w:t>
         <w:br/>
-        <w:t>COMMAND: export PATH=/Users/tima/Documents/Codex/2026-10-18/files-pasted-by-the-user-hitpipe/work/go/bin:$PATH; go version; git rev-parse HEAD; go test -count=1 -v ./internal/application/evaluatepaidorder -run TestReaderSubstitution</w:t>
+        <w:t>COMMAND: export PATH=/Users/tima/Documents/Codex/2026-10-18/files-pasted-by-the-user-hitpipe/work/go/bin:$PATH; go version; git rev-parse HEAD; cd services/processing; go test -count=1 -v ./internal/application/evaluatepaidorder; echo $?</w:t>
         <w:br/>
-        <w:t>STEPS: 1. Выполнить same consumer contract suite. 2. Развернуть file/normal,boundary,error_unknown и double/normal,boundary,error_unknown. 3. Показать expected actual assertions и PASS, завершить echo $?.</w:t>
+        <w:t>STEPS: 1. Открыть указанный источник и сверить SHA ec0dcba7ca42. 1. Выполнить same consumer contract suite. 2. Развернуть file/normal,boundary,error_unknown и double/normal,boundary,error_unknown. 3. Показать expected actual assertions и PASS, завершить echo $?. После настоящей проверки человек делает PNG; агент изображение для отчёта не создавал.</w:t>
       </w:r>
     </w:p>
     <w:p>
-      <w:r>
+      <w:pPr>
+        <w:spacing w:line="240" w:lineRule="auto" w:after="120"/>
+        <w:ind w:firstLine="0"/>
+        <w:jc w:val="left"/>
+      </w:pPr>
+      <w:r>
+        <w:rPr>
+          <w:sz w:val="20"/>
+        </w:rPr>
         <w:t>MUST BE VISIBLE: Minimum six real cases, two implementations, command/SHA/exit0</w:t>
         <w:br/>
         <w:t>REDACT: Скрыть tokens/passwords/cookies, личную почту и соседние окна. Не скрывать task/SHA/command/assertion/exit. Не показывать реальные payment/customer payloads; использовать только синтетические fixtures.</w:t>
         <w:br/>
-        <w:t>VERIFY: Проверить полный фактический SHA и actual status. Исторические источники выше не выданы за merged/tagged submission. После human merge/tag использовать внешнюю submission record, повторить проверки на сдаваемом SHA и актуализировать версии; pending human gate сначала реально выполнить. Placeholder не evidence PASS.</w:t>
+        <w:t xml:space="preserve">VERIFY: Сверить actual SHA ec0dcba7ca42ea59909489cef9650c6edff12f35 и CI </w:t>
+      </w:r>
+      <w:hyperlink r:id="rId12">
+        <w:r>
+          <w:rPr>
+            <w:rStyle w:val="Hyperlink"/>
+            <w:sz w:val="20"/>
+          </w:rPr>
+          <w:t>https://github.com/hitpipe/hitpipe/actions/runs/39229206910</w:t>
+        </w:r>
+      </w:hyperlink>
+      <w:r>
+        <w:rPr>
+          <w:sz w:val="20"/>
+        </w:rPr>
+        <w:t>. Placeholder не PASS. Для human gate сначала выполнить настоящую проверку с участниками/датой/своим SHA. После принятия отчётов и реальных снимков заново проверить пагинацию/оглавление; финальный tag→commit→CI записывает уполномоченный человек.</w:t>
       </w:r>
     </w:p>
     <w:p>
-      <w:r>
+      <w:pPr>
+        <w:spacing w:line="240" w:lineRule="auto" w:after="120"/>
+        <w:ind w:firstLine="0"/>
+        <w:jc w:val="left"/>
+      </w:pPr>
+      <w:r>
+        <w:rPr>
+          <w:sz w:val="20"/>
+        </w:rPr>
         <w:t>TARGET: docs/labs/pr12/tp/evidence/screenshots/0104-pz02-05.png</w:t>
         <w:br/>
         <w:t>CAPTION: Рисунок 5 — Проверки с обеими реализациями</w:t>
         <w:br/>
-        <w:t>INSERT AT: docs/labs/pr12/tp/reports/0104-pz02-tp.docx, приложение инструкций, после заголовка Рисунок 5; ссылка из соответствующего раздела основного текста</w:t>
+        <w:t>INSERT AT: docs/labs/pr12/tp/reports/0104-pz02-tp.docx: блок «Рисунок 5», заменить единственный абзац плейсхолдера для 0104-pz02-05.png. Подпись указана в CAPTION; инструкции SOURCE/STATE/COMMAND сохранить до вставки.</w:t>
       </w:r>
     </w:p>
     <w:p>
@@ -2412,39 +3302,71 @@
       </w:r>
     </w:p>
     <w:p>
-      <w:r>
+      <w:pPr>
+        <w:spacing w:line="240" w:lineRule="auto" w:after="120"/>
+        <w:ind w:firstLine="0"/>
+        <w:jc w:val="left"/>
+      </w:pPr>
+      <w:r>
+        <w:rPr>
+          <w:sz w:val="20"/>
+        </w:rPr>
         <w:t>[ВСТАВИТЬ РЕАЛЬНОЕ ИЗОБРАЖЕНИЕ ВРУЧНУЮ: 0104-pz02-06.png]</w:t>
       </w:r>
     </w:p>
     <w:p>
-      <w:r>
+      <w:pPr>
+        <w:spacing w:line="240" w:lineRule="auto" w:after="120"/>
+        <w:ind w:firstLine="0"/>
+        <w:jc w:val="left"/>
+      </w:pPr>
+      <w:r>
+        <w:rPr>
+          <w:sz w:val="20"/>
+        </w:rPr>
         <w:t>SOURCE: /Users/tima/Documents/Codex/2026-10-18/files-pasted-by-the-user-hitpipe/work/hitpipe/docs/labs/pr12/tp/human-gates/peer-module-out.md</w:t>
         <w:br/>
         <w:t>STATE: HUMAN_PENDING</w:t>
         <w:br/>
-        <w:t>CWD: не применяется до получения foreign exact artifact</w:t>
+        <w:t>CWD: Не определён до получения реального чужого артефакта; записывает фактический проверяющий</w:t>
         <w:br/>
-        <w:t>COMMAND: Команды actual module README HIT-13, не выдуманный Processing аналог</w:t>
+        <w:t>COMMAND: Применить реальные команды полученного чужого артефакта; exact SHA и окружение фиксирует действительный проверяющий. До получения артефакта команда не выполнена.</w:t>
         <w:br/>
-        <w:t>STEPS: 1. Lead получает exact чужой module/contract/map. 2. Тимофей лично выполняет build, normal/error/boundary/substitution, сверяет imports/map. 3. Сохраняет actual author/date/fullSHA/commands/results/remarks/retest. 4. После реального действия сделать снимок протокола. 5. Отдельно исполнитель HIT-11 проверяет Processing и оставляет настоящий отзыв.</w:t>
+        <w:t>STEPS: 1. Lead получает настоящее назначение/чужой пакет. 2. Назначенный человек выполняет предусмотренную проверку и записывает дату, роль, exact чужой SHA, cwd/env/commands/results/remarks/retest. 3. Только после этого открыть заполненный протокол и сделать настоящий снимок. 4. Codex по поручению Lead не выдавать за личную проверку студента; текущий placeholder не свидетельствует о выполнении.</w:t>
       </w:r>
     </w:p>
     <w:p>
-      <w:r>
+      <w:pPr>
+        <w:spacing w:line="240" w:lineRule="auto" w:after="120"/>
+        <w:ind w:firstLine="0"/>
+        <w:jc w:val="left"/>
+      </w:pPr>
+      <w:r>
+        <w:rPr>
+          <w:sz w:val="20"/>
+        </w:rPr>
         <w:t>MUST BE VISIBLE: Other student/module, real reviewer/date/version, contract/substitution/map results and remarks</w:t>
         <w:br/>
         <w:t>REDACT: Скрыть tokens/passwords/cookies, личную почту и соседние окна. Не скрывать task/SHA/command/assertion/exit. Не показывать реальные payment/customer payloads; использовать только синтетические fixtures.</w:t>
         <w:br/>
-        <w:t>VERIFY: Проверить полный фактический SHA и actual status. Исторические источники выше не выданы за merged/tagged submission. После human merge/tag использовать внешнюю submission record, повторить проверки на сдаваемом SHA и актуализировать версии; pending human gate сначала реально выполнить. Placeholder не evidence PASS.</w:t>
+        <w:t>VERIFY: Сначала реальный human gate. Фиксировать actual чужой SHA/CI/env/cwd/commands/дату/проверяющего и результат; их нельзя заменить собственным Processing SHA. Собственная reference ec0dcba7ca42ea59909489cef9650c6edff12f35. После вставки снимков обновить пагинацию/оглавление. Placeholder не PASS.</w:t>
       </w:r>
     </w:p>
     <w:p>
-      <w:r>
+      <w:pPr>
+        <w:spacing w:line="240" w:lineRule="auto" w:after="120"/>
+        <w:ind w:firstLine="0"/>
+        <w:jc w:val="left"/>
+      </w:pPr>
+      <w:r>
+        <w:rPr>
+          <w:sz w:val="20"/>
+        </w:rPr>
         <w:t>TARGET: docs/labs/pr12/tp/evidence/screenshots/0104-pz02-06.png</w:t>
         <w:br/>
         <w:t>CAPTION: Рисунок 6 — Реальная взаимная проверка модуля другого студента</w:t>
         <w:br/>
-        <w:t>INSERT AT: docs/labs/pr12/tp/reports/0104-pz02-tp.docx, приложение инструкций, после заголовка Рисунок 6; ссылка из соответствующего раздела основного текста</w:t>
+        <w:t>INSERT AT: docs/labs/pr12/tp/reports/0104-pz02-tp.docx: блок «Рисунок 6», заменить единственный абзац плейсхолдера для 0104-pz02-06.png. Подпись указана в CAPTION; инструкции SOURCE/STATE/COMMAND сохранить до вставки.</w:t>
       </w:r>
     </w:p>
     <w:sectPr>
